--- a/assets/downloads/teacher/rcf-english-grade-4-ppp-lesson-plans.docx
+++ b/assets/downloads/teacher/rcf-english-grade-4-ppp-lesson-plans.docx
@@ -49,105 +49,7 @@
         <w:keepNext/>
       </w:pPr>
       <w:r>
-        <w:t xml:space="preserve">The PPP stages in one line each</w:t>
-      </w:r>
-    </w:p>
-    <w:p>
-      <w:r>
-        <w:rPr>
-          <w:b/>
-        </w:rPr>
-        <w:t xml:space="preserve">Presentation:</w:t>
-      </w:r>
-      <w:r>
-        <w:t xml:space="preserve"> the teacher shows the new language in a clear context. </w:t>
-      </w:r>
-      <w:r>
-        <w:rPr>
-          <w:b/>
-        </w:rPr>
-        <w:t xml:space="preserve">Practice:</w:t>
-      </w:r>
-      <w:r>
-        <w:t xml:space="preserve"> pupils use it in controlled tasks, usually from the Pupil's Book. </w:t>
-      </w:r>
-      <w:r>
-        <w:rPr>
-          <w:b/>
-        </w:rPr>
-        <w:t xml:space="preserve">Production:</w:t>
-      </w:r>
-      <w:r>
-        <w:t xml:space="preserve"> pupils use it more freely for their own purpose. </w:t>
-      </w:r>
-      <w:r>
-        <w:rPr>
-          <w:b/>
-        </w:rPr>
-        <w:t xml:space="preserve">Check and close:</w:t>
-      </w:r>
-      <w:r>
-        <w:t xml:space="preserve"> a quick check of learning, then homework.</w:t>
-      </w:r>
-    </w:p>
-    <w:p>
-      <w:pPr>
-        <w:pStyle w:val="Heading1"/>
-        <w:keepNext/>
-      </w:pPr>
-      <w:r>
-        <w:t xml:space="preserve">Plan 1: Unit 1, My family and friends</w:t>
-      </w:r>
-    </w:p>
-    <w:p>
-      <w:pPr>
-        <w:keepNext/>
-      </w:pPr>
-      <w:r>
-        <w:rPr>
-          <w:b/>
-        </w:rPr>
-        <w:t xml:space="preserve">Book activity:</w:t>
-      </w:r>
-      <w:r>
-        <w:t xml:space="preserve"> Lessons 1 and 2. </w:t>
-      </w:r>
-      <w:r>
-        <w:rPr>
-          <w:b/>
-        </w:rPr>
-        <w:t xml:space="preserve">Focus:</w:t>
-      </w:r>
-      <w:r>
-        <w:t xml:space="preserve"> Greeting people and saying where you live.</w:t>
-      </w:r>
-    </w:p>
-    <w:p>
-      <w:pPr>
-        <w:keepNext/>
-      </w:pPr>
-      <w:r>
-        <w:rPr>
-          <w:b/>
-        </w:rPr>
-        <w:t xml:space="preserve">Learning outcome:</w:t>
-      </w:r>
-      <w:r>
-        <w:t xml:space="preserve"> by the end of the lesson, pupils will be able to greet a friend, answer How are you? and say their name and where they live.</w:t>
-      </w:r>
-    </w:p>
-    <w:p>
-      <w:pPr>
-        <w:keepNext/>
-      </w:pPr>
-      <w:r>
-        <w:rPr>
-          <w:b/>
-        </w:rPr>
-        <w:t xml:space="preserve">Materials:</w:t>
-      </w:r>
-      <w:r>
-        <w:t xml:space="preserve"> The Hello! song, name cards, a simple map or picture of the town.</w:t>
+        <w:t xml:space="preserve">The four stages, and the colour each one uses</w:t>
       </w:r>
     </w:p>
     <w:tbl>
@@ -224,24 +126,32 @@
               <w:rPr>
                 <w:b/>
               </w:rPr>
-              <w:t xml:space="preserve">What happens</w:t>
-            </w:r>
-          </w:p>
-        </w:tc>
-      </w:tr>
-      <w:tr>
-        <w:trPr>
-          <w:cantSplit/>
-        </w:trPr>
-        <w:tc>
-          <w:tcPr>
-            <w:tcW w:w="1826" w:type="dxa"/>
-          </w:tcPr>
-          <w:p>
-            <w:pPr>
-              <w:pStyle w:val="TableText"/>
-            </w:pPr>
-            <w:r>
+              <w:t xml:space="preserve">What the teacher does</w:t>
+            </w:r>
+          </w:p>
+        </w:tc>
+      </w:tr>
+      <w:tr>
+        <w:trPr>
+          <w:cantSplit/>
+        </w:trPr>
+        <w:tc>
+          <w:tcPr>
+            <w:tcW w:w="1826" w:type="dxa"/>
+            <w:shd w:val="clear" w:color="auto" w:fill="EFF4FB"/>
+            <w:tcBorders>
+              <w:left w:val="single" w:sz="18" w:space="0" w:color="1E4276"/>
+            </w:tcBorders>
+          </w:tcPr>
+          <w:p>
+            <w:pPr>
+              <w:pStyle w:val="TableText"/>
+            </w:pPr>
+            <w:r>
+              <w:rPr>
+                <w:b/>
+                <w:color w:val="0F2647"/>
+              </w:rPr>
               <w:t xml:space="preserve">Presentation</w:t>
             </w:r>
           </w:p>
@@ -249,6 +159,7 @@
         <w:tc>
           <w:tcPr>
             <w:tcW w:w="974" w:type="dxa"/>
+            <w:shd w:val="clear" w:color="auto" w:fill="EFF4FB"/>
           </w:tcPr>
           <w:p>
             <w:pPr>
@@ -262,30 +173,39 @@
         <w:tc>
           <w:tcPr>
             <w:tcW w:w="7306" w:type="dxa"/>
-          </w:tcPr>
-          <w:p>
-            <w:pPr>
-              <w:pStyle w:val="TableText"/>
-            </w:pPr>
-            <w:r>
-              <w:t xml:space="preserve">Greet pupils one by one: Hello, how are you? Answer for them: I'm fine, thank you. Teach the song from Lesson 1, then the answers I'm great / fine / good / okay.</w:t>
-            </w:r>
-          </w:p>
-        </w:tc>
-      </w:tr>
-      <w:tr>
-        <w:trPr>
-          <w:cantSplit/>
-        </w:trPr>
-        <w:tc>
-          <w:tcPr>
-            <w:tcW w:w="1826" w:type="dxa"/>
-          </w:tcPr>
-          <w:p>
-            <w:pPr>
-              <w:pStyle w:val="TableText"/>
-            </w:pPr>
-            <w:r>
+            <w:shd w:val="clear" w:color="auto" w:fill="EFF4FB"/>
+          </w:tcPr>
+          <w:p>
+            <w:pPr>
+              <w:pStyle w:val="TableText"/>
+            </w:pPr>
+            <w:r>
+              <w:t xml:space="preserve">Shows the new language in a clear context.</w:t>
+            </w:r>
+          </w:p>
+        </w:tc>
+      </w:tr>
+      <w:tr>
+        <w:trPr>
+          <w:cantSplit/>
+        </w:trPr>
+        <w:tc>
+          <w:tcPr>
+            <w:tcW w:w="1826" w:type="dxa"/>
+            <w:shd w:val="clear" w:color="auto" w:fill="EDF7F4"/>
+            <w:tcBorders>
+              <w:left w:val="single" w:sz="18" w:space="0" w:color="0E7C66"/>
+            </w:tcBorders>
+          </w:tcPr>
+          <w:p>
+            <w:pPr>
+              <w:pStyle w:val="TableText"/>
+            </w:pPr>
+            <w:r>
+              <w:rPr>
+                <w:b/>
+                <w:color w:val="08503F"/>
+              </w:rPr>
               <w:t xml:space="preserve">Practice</w:t>
             </w:r>
           </w:p>
@@ -293,6 +213,7 @@
         <w:tc>
           <w:tcPr>
             <w:tcW w:w="974" w:type="dxa"/>
+            <w:shd w:val="clear" w:color="auto" w:fill="EDF7F4"/>
           </w:tcPr>
           <w:p>
             <w:pPr>
@@ -306,30 +227,39 @@
         <w:tc>
           <w:tcPr>
             <w:tcW w:w="7306" w:type="dxa"/>
-          </w:tcPr>
-          <w:p>
-            <w:pPr>
-              <w:pStyle w:val="TableText"/>
-            </w:pPr>
-            <w:r>
-              <w:t xml:space="preserve">Pupils practise the exchange in pairs (Practise with your friend). Model Lesson 2: I'm Sandani. I live in Matara. Pupils repeat with their own names.</w:t>
-            </w:r>
-          </w:p>
-        </w:tc>
-      </w:tr>
-      <w:tr>
-        <w:trPr>
-          <w:cantSplit/>
-        </w:trPr>
-        <w:tc>
-          <w:tcPr>
-            <w:tcW w:w="1826" w:type="dxa"/>
-          </w:tcPr>
-          <w:p>
-            <w:pPr>
-              <w:pStyle w:val="TableText"/>
-            </w:pPr>
-            <w:r>
+            <w:shd w:val="clear" w:color="auto" w:fill="EDF7F4"/>
+          </w:tcPr>
+          <w:p>
+            <w:pPr>
+              <w:pStyle w:val="TableText"/>
+            </w:pPr>
+            <w:r>
+              <w:t xml:space="preserve">Pupils use it in controlled tasks, usually from the Pupil's Book.</w:t>
+            </w:r>
+          </w:p>
+        </w:tc>
+      </w:tr>
+      <w:tr>
+        <w:trPr>
+          <w:cantSplit/>
+        </w:trPr>
+        <w:tc>
+          <w:tcPr>
+            <w:tcW w:w="1826" w:type="dxa"/>
+            <w:shd w:val="clear" w:color="auto" w:fill="FDF6E8"/>
+            <w:tcBorders>
+              <w:left w:val="single" w:sz="18" w:space="0" w:color="B07C12"/>
+            </w:tcBorders>
+          </w:tcPr>
+          <w:p>
+            <w:pPr>
+              <w:pStyle w:val="TableText"/>
+            </w:pPr>
+            <w:r>
+              <w:rPr>
+                <w:b/>
+                <w:color w:val="7D5205"/>
+              </w:rPr>
               <w:t xml:space="preserve">Production</w:t>
             </w:r>
           </w:p>
@@ -337,6 +267,7 @@
         <w:tc>
           <w:tcPr>
             <w:tcW w:w="974" w:type="dxa"/>
+            <w:shd w:val="clear" w:color="auto" w:fill="FDF6E8"/>
           </w:tcPr>
           <w:p>
             <w:pPr>
@@ -350,30 +281,39 @@
         <w:tc>
           <w:tcPr>
             <w:tcW w:w="7306" w:type="dxa"/>
-          </w:tcPr>
-          <w:p>
-            <w:pPr>
-              <w:pStyle w:val="TableText"/>
-            </w:pPr>
-            <w:r>
-              <w:t xml:space="preserve">Mingle: pupils greet five friends and ask What's your name? Where do you live?, then tell the class about one friend.</w:t>
-            </w:r>
-          </w:p>
-        </w:tc>
-      </w:tr>
-      <w:tr>
-        <w:trPr>
-          <w:cantSplit/>
-        </w:trPr>
-        <w:tc>
-          <w:tcPr>
-            <w:tcW w:w="1826" w:type="dxa"/>
-          </w:tcPr>
-          <w:p>
-            <w:pPr>
-              <w:pStyle w:val="TableText"/>
-            </w:pPr>
-            <w:r>
+            <w:shd w:val="clear" w:color="auto" w:fill="FDF6E8"/>
+          </w:tcPr>
+          <w:p>
+            <w:pPr>
+              <w:pStyle w:val="TableText"/>
+            </w:pPr>
+            <w:r>
+              <w:t xml:space="preserve">Pupils use it more freely, for a purpose of their own.</w:t>
+            </w:r>
+          </w:p>
+        </w:tc>
+      </w:tr>
+      <w:tr>
+        <w:trPr>
+          <w:cantSplit/>
+        </w:trPr>
+        <w:tc>
+          <w:tcPr>
+            <w:tcW w:w="1826" w:type="dxa"/>
+            <w:shd w:val="clear" w:color="auto" w:fill="F7F9FB"/>
+            <w:tcBorders>
+              <w:left w:val="single" w:sz="18" w:space="0" w:color="8E98A4"/>
+            </w:tcBorders>
+          </w:tcPr>
+          <w:p>
+            <w:pPr>
+              <w:pStyle w:val="TableText"/>
+            </w:pPr>
+            <w:r>
+              <w:rPr>
+                <w:b/>
+                <w:color w:val="33404F"/>
+              </w:rPr>
               <w:t xml:space="preserve">Check and close</w:t>
             </w:r>
           </w:p>
@@ -381,6 +321,7 @@
         <w:tc>
           <w:tcPr>
             <w:tcW w:w="974" w:type="dxa"/>
+            <w:shd w:val="clear" w:color="auto" w:fill="F7F9FB"/>
           </w:tcPr>
           <w:p>
             <w:pPr>
@@ -394,22 +335,14 @@
         <w:tc>
           <w:tcPr>
             <w:tcW w:w="7306" w:type="dxa"/>
-          </w:tcPr>
-          <w:p>
-            <w:pPr>
-              <w:pStyle w:val="TableText"/>
-            </w:pPr>
-            <w:r>
-              <w:t xml:space="preserve">Three pupils introduce a friend: This is Nisal. He lives in Galle. </w:t>
-            </w:r>
-            <w:r>
-              <w:rPr>
-                <w:b/>
-              </w:rPr>
-              <w:t xml:space="preserve">Homework:</w:t>
-            </w:r>
-            <w:r>
-              <w:t xml:space="preserve"> Write four sentences about yourself: name, age, grade, town.</w:t>
+            <w:shd w:val="clear" w:color="auto" w:fill="F7F9FB"/>
+          </w:tcPr>
+          <w:p>
+            <w:pPr>
+              <w:pStyle w:val="TableText"/>
+            </w:pPr>
+            <w:r>
+              <w:t xml:space="preserve">A quick check of learning, then homework.</w:t>
             </w:r>
           </w:p>
         </w:tc>
@@ -422,7 +355,7 @@
         <w:keepNext/>
       </w:pPr>
       <w:r>
-        <w:t xml:space="preserve">Plan 2: Unit 1, My family and friends</w:t>
+        <w:t xml:space="preserve">Plan 1: Unit 1, My family and friends</w:t>
       </w:r>
     </w:p>
     <w:p>
@@ -436,7 +369,7 @@
         <w:t xml:space="preserve">Book activity:</w:t>
       </w:r>
       <w:r>
-        <w:t xml:space="preserve"> Lessons 4 and 5. </w:t>
+        <w:t xml:space="preserve"> Lessons 1 and 2. </w:t>
       </w:r>
       <w:r>
         <w:rPr>
@@ -445,7 +378,7 @@
         <w:t xml:space="preserve">Focus:</w:t>
       </w:r>
       <w:r>
-        <w:t xml:space="preserve"> Talking about my family and parts of the body.</w:t>
+        <w:t xml:space="preserve"> Greeting people and saying where you live.</w:t>
       </w:r>
     </w:p>
     <w:p>
@@ -459,7 +392,7 @@
         <w:t xml:space="preserve">Learning outcome:</w:t>
       </w:r>
       <w:r>
-        <w:t xml:space="preserve"> by the end of the lesson, pupils will be able to say how many people are in their family and name parts of the body.</w:t>
+        <w:t xml:space="preserve"> by the end of the lesson, pupils will be able to greet a friend, answer How are you? and say their name and where they live.</w:t>
       </w:r>
     </w:p>
     <w:p>
@@ -473,7 +406,7 @@
         <w:t xml:space="preserve">Materials:</w:t>
       </w:r>
       <w:r>
-        <w:t xml:space="preserve"> A family drawing on the board, body-part word cards.</w:t>
+        <w:t xml:space="preserve"> The Hello! song, name cards, a simple map or picture of the town.</w:t>
       </w:r>
     </w:p>
     <w:tbl>
@@ -562,12 +495,20 @@
         <w:tc>
           <w:tcPr>
             <w:tcW w:w="1826" w:type="dxa"/>
-          </w:tcPr>
-          <w:p>
-            <w:pPr>
-              <w:pStyle w:val="TableText"/>
-            </w:pPr>
-            <w:r>
+            <w:shd w:val="clear" w:color="auto" w:fill="EFF4FB"/>
+            <w:tcBorders>
+              <w:left w:val="single" w:sz="18" w:space="0" w:color="1E4276"/>
+            </w:tcBorders>
+          </w:tcPr>
+          <w:p>
+            <w:pPr>
+              <w:pStyle w:val="TableText"/>
+            </w:pPr>
+            <w:r>
+              <w:rPr>
+                <w:b/>
+                <w:color w:val="0F2647"/>
+              </w:rPr>
               <w:t xml:space="preserve">Presentation</w:t>
             </w:r>
           </w:p>
@@ -575,6 +516,7 @@
         <w:tc>
           <w:tcPr>
             <w:tcW w:w="974" w:type="dxa"/>
+            <w:shd w:val="clear" w:color="auto" w:fill="EFF4FB"/>
           </w:tcPr>
           <w:p>
             <w:pPr>
@@ -588,30 +530,39 @@
         <w:tc>
           <w:tcPr>
             <w:tcW w:w="7306" w:type="dxa"/>
-          </w:tcPr>
-          <w:p>
-            <w:pPr>
-              <w:pStyle w:val="TableText"/>
-            </w:pPr>
-            <w:r>
-              <w:t xml:space="preserve">Draw your own family and say: There are four people in my family. This is my mother. Point to parts of the body and name them: head, neck, eyes, shoulder.</w:t>
-            </w:r>
-          </w:p>
-        </w:tc>
-      </w:tr>
-      <w:tr>
-        <w:trPr>
-          <w:cantSplit/>
-        </w:trPr>
-        <w:tc>
-          <w:tcPr>
-            <w:tcW w:w="1826" w:type="dxa"/>
-          </w:tcPr>
-          <w:p>
-            <w:pPr>
-              <w:pStyle w:val="TableText"/>
-            </w:pPr>
-            <w:r>
+            <w:shd w:val="clear" w:color="auto" w:fill="EFF4FB"/>
+          </w:tcPr>
+          <w:p>
+            <w:pPr>
+              <w:pStyle w:val="TableText"/>
+            </w:pPr>
+            <w:r>
+              <w:t xml:space="preserve">Greet pupils one by one: Hello, how are you? Answer for them: I'm fine, thank you. Teach the song from Lesson 1, then the answers I'm great / fine / good / okay.</w:t>
+            </w:r>
+          </w:p>
+        </w:tc>
+      </w:tr>
+      <w:tr>
+        <w:trPr>
+          <w:cantSplit/>
+        </w:trPr>
+        <w:tc>
+          <w:tcPr>
+            <w:tcW w:w="1826" w:type="dxa"/>
+            <w:shd w:val="clear" w:color="auto" w:fill="EDF7F4"/>
+            <w:tcBorders>
+              <w:left w:val="single" w:sz="18" w:space="0" w:color="0E7C66"/>
+            </w:tcBorders>
+          </w:tcPr>
+          <w:p>
+            <w:pPr>
+              <w:pStyle w:val="TableText"/>
+            </w:pPr>
+            <w:r>
+              <w:rPr>
+                <w:b/>
+                <w:color w:val="08503F"/>
+              </w:rPr>
               <w:t xml:space="preserve">Practice</w:t>
             </w:r>
           </w:p>
@@ -619,6 +570,7 @@
         <w:tc>
           <w:tcPr>
             <w:tcW w:w="974" w:type="dxa"/>
+            <w:shd w:val="clear" w:color="auto" w:fill="EDF7F4"/>
           </w:tcPr>
           <w:p>
             <w:pPr>
@@ -632,30 +584,39 @@
         <w:tc>
           <w:tcPr>
             <w:tcW w:w="7306" w:type="dxa"/>
-          </w:tcPr>
-          <w:p>
-            <w:pPr>
-              <w:pStyle w:val="TableText"/>
-            </w:pPr>
-            <w:r>
-              <w:t xml:space="preserve">Groups of three introduce their families (Lesson 4). Listen and repeat the body-part words, then Simon says with them.</w:t>
-            </w:r>
-          </w:p>
-        </w:tc>
-      </w:tr>
-      <w:tr>
-        <w:trPr>
-          <w:cantSplit/>
-        </w:trPr>
-        <w:tc>
-          <w:tcPr>
-            <w:tcW w:w="1826" w:type="dxa"/>
-          </w:tcPr>
-          <w:p>
-            <w:pPr>
-              <w:pStyle w:val="TableText"/>
-            </w:pPr>
-            <w:r>
+            <w:shd w:val="clear" w:color="auto" w:fill="EDF7F4"/>
+          </w:tcPr>
+          <w:p>
+            <w:pPr>
+              <w:pStyle w:val="TableText"/>
+            </w:pPr>
+            <w:r>
+              <w:t xml:space="preserve">Pupils practise the exchange in pairs (Practise with your friend). Model Lesson 2: I'm Sandani. I live in Matara. Pupils repeat with their own names.</w:t>
+            </w:r>
+          </w:p>
+        </w:tc>
+      </w:tr>
+      <w:tr>
+        <w:trPr>
+          <w:cantSplit/>
+        </w:trPr>
+        <w:tc>
+          <w:tcPr>
+            <w:tcW w:w="1826" w:type="dxa"/>
+            <w:shd w:val="clear" w:color="auto" w:fill="FDF6E8"/>
+            <w:tcBorders>
+              <w:left w:val="single" w:sz="18" w:space="0" w:color="B07C12"/>
+            </w:tcBorders>
+          </w:tcPr>
+          <w:p>
+            <w:pPr>
+              <w:pStyle w:val="TableText"/>
+            </w:pPr>
+            <w:r>
+              <w:rPr>
+                <w:b/>
+                <w:color w:val="7D5205"/>
+              </w:rPr>
               <w:t xml:space="preserve">Production</w:t>
             </w:r>
           </w:p>
@@ -663,6 +624,7 @@
         <w:tc>
           <w:tcPr>
             <w:tcW w:w="974" w:type="dxa"/>
+            <w:shd w:val="clear" w:color="auto" w:fill="FDF6E8"/>
           </w:tcPr>
           <w:p>
             <w:pPr>
@@ -676,30 +638,39 @@
         <w:tc>
           <w:tcPr>
             <w:tcW w:w="7306" w:type="dxa"/>
-          </w:tcPr>
-          <w:p>
-            <w:pPr>
-              <w:pStyle w:val="TableText"/>
-            </w:pPr>
-            <w:r>
-              <w:t xml:space="preserve">Pupils draw their family, label one person, and tell a partner: There are ... in my family. My brother has curly hair.</w:t>
-            </w:r>
-          </w:p>
-        </w:tc>
-      </w:tr>
-      <w:tr>
-        <w:trPr>
-          <w:cantSplit/>
-        </w:trPr>
-        <w:tc>
-          <w:tcPr>
-            <w:tcW w:w="1826" w:type="dxa"/>
-          </w:tcPr>
-          <w:p>
-            <w:pPr>
-              <w:pStyle w:val="TableText"/>
-            </w:pPr>
-            <w:r>
+            <w:shd w:val="clear" w:color="auto" w:fill="FDF6E8"/>
+          </w:tcPr>
+          <w:p>
+            <w:pPr>
+              <w:pStyle w:val="TableText"/>
+            </w:pPr>
+            <w:r>
+              <w:t xml:space="preserve">Mingle: pupils greet five friends and ask What's your name? Where do you live?, then tell the class about one friend.</w:t>
+            </w:r>
+          </w:p>
+        </w:tc>
+      </w:tr>
+      <w:tr>
+        <w:trPr>
+          <w:cantSplit/>
+        </w:trPr>
+        <w:tc>
+          <w:tcPr>
+            <w:tcW w:w="1826" w:type="dxa"/>
+            <w:shd w:val="clear" w:color="auto" w:fill="F7F9FB"/>
+            <w:tcBorders>
+              <w:left w:val="single" w:sz="18" w:space="0" w:color="8E98A4"/>
+            </w:tcBorders>
+          </w:tcPr>
+          <w:p>
+            <w:pPr>
+              <w:pStyle w:val="TableText"/>
+            </w:pPr>
+            <w:r>
+              <w:rPr>
+                <w:b/>
+                <w:color w:val="33404F"/>
+              </w:rPr>
               <w:t xml:space="preserve">Check and close</w:t>
             </w:r>
           </w:p>
@@ -707,6 +678,7 @@
         <w:tc>
           <w:tcPr>
             <w:tcW w:w="974" w:type="dxa"/>
+            <w:shd w:val="clear" w:color="auto" w:fill="F7F9FB"/>
           </w:tcPr>
           <w:p>
             <w:pPr>
@@ -720,13 +692,14 @@
         <w:tc>
           <w:tcPr>
             <w:tcW w:w="7306" w:type="dxa"/>
-          </w:tcPr>
-          <w:p>
-            <w:pPr>
-              <w:pStyle w:val="TableText"/>
-            </w:pPr>
-            <w:r>
-              <w:t xml:space="preserve">Two pupils show their drawings to the class. </w:t>
+            <w:shd w:val="clear" w:color="auto" w:fill="F7F9FB"/>
+          </w:tcPr>
+          <w:p>
+            <w:pPr>
+              <w:pStyle w:val="TableText"/>
+            </w:pPr>
+            <w:r>
+              <w:t xml:space="preserve">Three pupils introduce a friend: This is Nisal. He lives in Galle. </w:t>
             </w:r>
             <w:r>
               <w:rPr>
@@ -735,7 +708,7 @@
               <w:t xml:space="preserve">Homework:</w:t>
             </w:r>
             <w:r>
-              <w:t xml:space="preserve"> Label a drawing of yourself with six body-part words.</w:t>
+              <w:t xml:space="preserve"> Write four sentences about yourself: name, age, grade, town.</w:t>
             </w:r>
           </w:p>
         </w:tc>
@@ -748,7 +721,7 @@
         <w:keepNext/>
       </w:pPr>
       <w:r>
-        <w:t xml:space="preserve">Plan 3: Unit 2, Our beautiful garden</w:t>
+        <w:t xml:space="preserve">Plan 2: Unit 1, My family and friends</w:t>
       </w:r>
     </w:p>
     <w:p>
@@ -762,7 +735,7 @@
         <w:t xml:space="preserve">Book activity:</w:t>
       </w:r>
       <w:r>
-        <w:t xml:space="preserve"> Lessons 1 and 5. </w:t>
+        <w:t xml:space="preserve"> Lessons 4 and 5. </w:t>
       </w:r>
       <w:r>
         <w:rPr>
@@ -771,7 +744,7 @@
         <w:t xml:space="preserve">Focus:</w:t>
       </w:r>
       <w:r>
-        <w:t xml:space="preserve"> There is and there are.</w:t>
+        <w:t xml:space="preserve"> Talking about my family and parts of the body.</w:t>
       </w:r>
     </w:p>
     <w:p>
@@ -785,7 +758,7 @@
         <w:t xml:space="preserve">Learning outcome:</w:t>
       </w:r>
       <w:r>
-        <w:t xml:space="preserve"> by the end of the lesson, pupils will be able to describe a garden using There is one ... and There are three ...</w:t>
+        <w:t xml:space="preserve"> by the end of the lesson, pupils will be able to say how many people are in their family and name parts of the body.</w:t>
       </w:r>
     </w:p>
     <w:p>
@@ -799,7 +772,7 @@
         <w:t xml:space="preserve">Materials:</w:t>
       </w:r>
       <w:r>
-        <w:t xml:space="preserve"> The Unit 2 garden picture, real leaves or flowers.</w:t>
+        <w:t xml:space="preserve"> A family drawing on the board, body-part word cards.</w:t>
       </w:r>
     </w:p>
     <w:tbl>
@@ -888,12 +861,20 @@
         <w:tc>
           <w:tcPr>
             <w:tcW w:w="1826" w:type="dxa"/>
-          </w:tcPr>
-          <w:p>
-            <w:pPr>
-              <w:pStyle w:val="TableText"/>
-            </w:pPr>
-            <w:r>
+            <w:shd w:val="clear" w:color="auto" w:fill="EFF4FB"/>
+            <w:tcBorders>
+              <w:left w:val="single" w:sz="18" w:space="0" w:color="1E4276"/>
+            </w:tcBorders>
+          </w:tcPr>
+          <w:p>
+            <w:pPr>
+              <w:pStyle w:val="TableText"/>
+            </w:pPr>
+            <w:r>
+              <w:rPr>
+                <w:b/>
+                <w:color w:val="0F2647"/>
+              </w:rPr>
               <w:t xml:space="preserve">Presentation</w:t>
             </w:r>
           </w:p>
@@ -901,6 +882,7 @@
         <w:tc>
           <w:tcPr>
             <w:tcW w:w="974" w:type="dxa"/>
+            <w:shd w:val="clear" w:color="auto" w:fill="EFF4FB"/>
           </w:tcPr>
           <w:p>
             <w:pPr>
@@ -914,30 +896,39 @@
         <w:tc>
           <w:tcPr>
             <w:tcW w:w="7306" w:type="dxa"/>
-          </w:tcPr>
-          <w:p>
-            <w:pPr>
-              <w:pStyle w:val="TableText"/>
-            </w:pPr>
-            <w:r>
-              <w:t xml:space="preserve">Show the garden picture: There is a tree. There are three birds. Write the rule: there is + one thing, there are + many things.</w:t>
-            </w:r>
-          </w:p>
-        </w:tc>
-      </w:tr>
-      <w:tr>
-        <w:trPr>
-          <w:cantSplit/>
-        </w:trPr>
-        <w:tc>
-          <w:tcPr>
-            <w:tcW w:w="1826" w:type="dxa"/>
-          </w:tcPr>
-          <w:p>
-            <w:pPr>
-              <w:pStyle w:val="TableText"/>
-            </w:pPr>
-            <w:r>
+            <w:shd w:val="clear" w:color="auto" w:fill="EFF4FB"/>
+          </w:tcPr>
+          <w:p>
+            <w:pPr>
+              <w:pStyle w:val="TableText"/>
+            </w:pPr>
+            <w:r>
+              <w:t xml:space="preserve">Draw your own family and say: There are four people in my family. This is my mother. Point to parts of the body and name them: head, neck, eyes, shoulder.</w:t>
+            </w:r>
+          </w:p>
+        </w:tc>
+      </w:tr>
+      <w:tr>
+        <w:trPr>
+          <w:cantSplit/>
+        </w:trPr>
+        <w:tc>
+          <w:tcPr>
+            <w:tcW w:w="1826" w:type="dxa"/>
+            <w:shd w:val="clear" w:color="auto" w:fill="EDF7F4"/>
+            <w:tcBorders>
+              <w:left w:val="single" w:sz="18" w:space="0" w:color="0E7C66"/>
+            </w:tcBorders>
+          </w:tcPr>
+          <w:p>
+            <w:pPr>
+              <w:pStyle w:val="TableText"/>
+            </w:pPr>
+            <w:r>
+              <w:rPr>
+                <w:b/>
+                <w:color w:val="08503F"/>
+              </w:rPr>
               <w:t xml:space="preserve">Practice</w:t>
             </w:r>
           </w:p>
@@ -945,6 +936,7 @@
         <w:tc>
           <w:tcPr>
             <w:tcW w:w="974" w:type="dxa"/>
+            <w:shd w:val="clear" w:color="auto" w:fill="EDF7F4"/>
           </w:tcPr>
           <w:p>
             <w:pPr>
@@ -958,30 +950,39 @@
         <w:tc>
           <w:tcPr>
             <w:tcW w:w="7306" w:type="dxa"/>
-          </w:tcPr>
-          <w:p>
-            <w:pPr>
-              <w:pStyle w:val="TableText"/>
-            </w:pPr>
-            <w:r>
-              <w:t xml:space="preserve">Listen, point and say the garden words: trees, birds, butterflies. Talk about Senuri's garden with the sentence frame (Lesson 1).</w:t>
-            </w:r>
-          </w:p>
-        </w:tc>
-      </w:tr>
-      <w:tr>
-        <w:trPr>
-          <w:cantSplit/>
-        </w:trPr>
-        <w:tc>
-          <w:tcPr>
-            <w:tcW w:w="1826" w:type="dxa"/>
-          </w:tcPr>
-          <w:p>
-            <w:pPr>
-              <w:pStyle w:val="TableText"/>
-            </w:pPr>
-            <w:r>
+            <w:shd w:val="clear" w:color="auto" w:fill="EDF7F4"/>
+          </w:tcPr>
+          <w:p>
+            <w:pPr>
+              <w:pStyle w:val="TableText"/>
+            </w:pPr>
+            <w:r>
+              <w:t xml:space="preserve">Groups of three introduce their families (Lesson 4). Listen and repeat the body-part words, then Simon says with them.</w:t>
+            </w:r>
+          </w:p>
+        </w:tc>
+      </w:tr>
+      <w:tr>
+        <w:trPr>
+          <w:cantSplit/>
+        </w:trPr>
+        <w:tc>
+          <w:tcPr>
+            <w:tcW w:w="1826" w:type="dxa"/>
+            <w:shd w:val="clear" w:color="auto" w:fill="FDF6E8"/>
+            <w:tcBorders>
+              <w:left w:val="single" w:sz="18" w:space="0" w:color="B07C12"/>
+            </w:tcBorders>
+          </w:tcPr>
+          <w:p>
+            <w:pPr>
+              <w:pStyle w:val="TableText"/>
+            </w:pPr>
+            <w:r>
+              <w:rPr>
+                <w:b/>
+                <w:color w:val="7D5205"/>
+              </w:rPr>
               <w:t xml:space="preserve">Production</w:t>
             </w:r>
           </w:p>
@@ -989,6 +990,7 @@
         <w:tc>
           <w:tcPr>
             <w:tcW w:w="974" w:type="dxa"/>
+            <w:shd w:val="clear" w:color="auto" w:fill="FDF6E8"/>
           </w:tcPr>
           <w:p>
             <w:pPr>
@@ -1002,30 +1004,39 @@
         <w:tc>
           <w:tcPr>
             <w:tcW w:w="7306" w:type="dxa"/>
-          </w:tcPr>
-          <w:p>
-            <w:pPr>
-              <w:pStyle w:val="TableText"/>
-            </w:pPr>
-            <w:r>
-              <w:t xml:space="preserve">Spot-the-difference in pairs (Lesson 5): each pupil says five sentences with there is / there are.</w:t>
-            </w:r>
-          </w:p>
-        </w:tc>
-      </w:tr>
-      <w:tr>
-        <w:trPr>
-          <w:cantSplit/>
-        </w:trPr>
-        <w:tc>
-          <w:tcPr>
-            <w:tcW w:w="1826" w:type="dxa"/>
-          </w:tcPr>
-          <w:p>
-            <w:pPr>
-              <w:pStyle w:val="TableText"/>
-            </w:pPr>
-            <w:r>
+            <w:shd w:val="clear" w:color="auto" w:fill="FDF6E8"/>
+          </w:tcPr>
+          <w:p>
+            <w:pPr>
+              <w:pStyle w:val="TableText"/>
+            </w:pPr>
+            <w:r>
+              <w:t xml:space="preserve">Pupils draw their family, label one person, and tell a partner: There are ... in my family. My brother has curly hair.</w:t>
+            </w:r>
+          </w:p>
+        </w:tc>
+      </w:tr>
+      <w:tr>
+        <w:trPr>
+          <w:cantSplit/>
+        </w:trPr>
+        <w:tc>
+          <w:tcPr>
+            <w:tcW w:w="1826" w:type="dxa"/>
+            <w:shd w:val="clear" w:color="auto" w:fill="F7F9FB"/>
+            <w:tcBorders>
+              <w:left w:val="single" w:sz="18" w:space="0" w:color="8E98A4"/>
+            </w:tcBorders>
+          </w:tcPr>
+          <w:p>
+            <w:pPr>
+              <w:pStyle w:val="TableText"/>
+            </w:pPr>
+            <w:r>
+              <w:rPr>
+                <w:b/>
+                <w:color w:val="33404F"/>
+              </w:rPr>
               <w:t xml:space="preserve">Check and close</w:t>
             </w:r>
           </w:p>
@@ -1033,6 +1044,7 @@
         <w:tc>
           <w:tcPr>
             <w:tcW w:w="974" w:type="dxa"/>
+            <w:shd w:val="clear" w:color="auto" w:fill="F7F9FB"/>
           </w:tcPr>
           <w:p>
             <w:pPr>
@@ -1046,13 +1058,14 @@
         <w:tc>
           <w:tcPr>
             <w:tcW w:w="7306" w:type="dxa"/>
-          </w:tcPr>
-          <w:p>
-            <w:pPr>
-              <w:pStyle w:val="TableText"/>
-            </w:pPr>
-            <w:r>
-              <w:t xml:space="preserve">Correct: There is three birds → There are three birds. </w:t>
+            <w:shd w:val="clear" w:color="auto" w:fill="F7F9FB"/>
+          </w:tcPr>
+          <w:p>
+            <w:pPr>
+              <w:pStyle w:val="TableText"/>
+            </w:pPr>
+            <w:r>
+              <w:t xml:space="preserve">Two pupils show their drawings to the class. </w:t>
             </w:r>
             <w:r>
               <w:rPr>
@@ -1061,7 +1074,7 @@
               <w:t xml:space="preserve">Homework:</w:t>
             </w:r>
             <w:r>
-              <w:t xml:space="preserve"> Draw your home garden and write five sentences about it.</w:t>
+              <w:t xml:space="preserve"> Label a drawing of yourself with six body-part words.</w:t>
             </w:r>
           </w:p>
         </w:tc>
@@ -1074,7 +1087,7 @@
         <w:keepNext/>
       </w:pPr>
       <w:r>
-        <w:t xml:space="preserve">Plan 4: Unit 2, Our beautiful garden</w:t>
+        <w:t xml:space="preserve">Plan 3: Unit 2, Our beautiful garden</w:t>
       </w:r>
     </w:p>
     <w:p>
@@ -1088,7 +1101,7 @@
         <w:t xml:space="preserve">Book activity:</w:t>
       </w:r>
       <w:r>
-        <w:t xml:space="preserve"> Lessons 2, 3 and 6. </w:t>
+        <w:t xml:space="preserve"> Lessons 1 and 5. </w:t>
       </w:r>
       <w:r>
         <w:rPr>
@@ -1097,7 +1110,7 @@
         <w:t xml:space="preserve">Focus:</w:t>
       </w:r>
       <w:r>
-        <w:t xml:space="preserve"> Garden work: verbs, tools and following instructions.</w:t>
+        <w:t xml:space="preserve"> There is and there are.</w:t>
       </w:r>
     </w:p>
     <w:p>
@@ -1111,7 +1124,7 @@
         <w:t xml:space="preserve">Learning outcome:</w:t>
       </w:r>
       <w:r>
-        <w:t xml:space="preserve"> by the end of the lesson, pupils will be able to name garden tools, say what people do in a garden, and follow a set of instructions.</w:t>
+        <w:t xml:space="preserve"> by the end of the lesson, pupils will be able to describe a garden using There is one ... and There are three ...</w:t>
       </w:r>
     </w:p>
     <w:p>
@@ -1125,7 +1138,7 @@
         <w:t xml:space="preserve">Materials:</w:t>
       </w:r>
       <w:r>
-        <w:t xml:space="preserve"> Pictures of a rake, ekel broom and watering can; paper and crayons.</w:t>
+        <w:t xml:space="preserve"> The Unit 2 garden picture, real leaves or flowers.</w:t>
       </w:r>
     </w:p>
     <w:tbl>
@@ -1214,12 +1227,20 @@
         <w:tc>
           <w:tcPr>
             <w:tcW w:w="1826" w:type="dxa"/>
-          </w:tcPr>
-          <w:p>
-            <w:pPr>
-              <w:pStyle w:val="TableText"/>
-            </w:pPr>
-            <w:r>
+            <w:shd w:val="clear" w:color="auto" w:fill="EFF4FB"/>
+            <w:tcBorders>
+              <w:left w:val="single" w:sz="18" w:space="0" w:color="1E4276"/>
+            </w:tcBorders>
+          </w:tcPr>
+          <w:p>
+            <w:pPr>
+              <w:pStyle w:val="TableText"/>
+            </w:pPr>
+            <w:r>
+              <w:rPr>
+                <w:b/>
+                <w:color w:val="0F2647"/>
+              </w:rPr>
               <w:t xml:space="preserve">Presentation</w:t>
             </w:r>
           </w:p>
@@ -1227,6 +1248,7 @@
         <w:tc>
           <w:tcPr>
             <w:tcW w:w="974" w:type="dxa"/>
+            <w:shd w:val="clear" w:color="auto" w:fill="EFF4FB"/>
           </w:tcPr>
           <w:p>
             <w:pPr>
@@ -1240,30 +1262,39 @@
         <w:tc>
           <w:tcPr>
             <w:tcW w:w="7306" w:type="dxa"/>
-          </w:tcPr>
-          <w:p>
-            <w:pPr>
-              <w:pStyle w:val="TableText"/>
-            </w:pPr>
-            <w:r>
-              <w:t xml:space="preserve">Mime watering and sweeping: I water the plants. She waters the plants. Show the tool pictures and name them (Lesson 3).</w:t>
-            </w:r>
-          </w:p>
-        </w:tc>
-      </w:tr>
-      <w:tr>
-        <w:trPr>
-          <w:cantSplit/>
-        </w:trPr>
-        <w:tc>
-          <w:tcPr>
-            <w:tcW w:w="1826" w:type="dxa"/>
-          </w:tcPr>
-          <w:p>
-            <w:pPr>
-              <w:pStyle w:val="TableText"/>
-            </w:pPr>
-            <w:r>
+            <w:shd w:val="clear" w:color="auto" w:fill="EFF4FB"/>
+          </w:tcPr>
+          <w:p>
+            <w:pPr>
+              <w:pStyle w:val="TableText"/>
+            </w:pPr>
+            <w:r>
+              <w:t xml:space="preserve">Show the garden picture: There is a tree. There are three birds. Write the rule: there is + one thing, there are + many things.</w:t>
+            </w:r>
+          </w:p>
+        </w:tc>
+      </w:tr>
+      <w:tr>
+        <w:trPr>
+          <w:cantSplit/>
+        </w:trPr>
+        <w:tc>
+          <w:tcPr>
+            <w:tcW w:w="1826" w:type="dxa"/>
+            <w:shd w:val="clear" w:color="auto" w:fill="EDF7F4"/>
+            <w:tcBorders>
+              <w:left w:val="single" w:sz="18" w:space="0" w:color="0E7C66"/>
+            </w:tcBorders>
+          </w:tcPr>
+          <w:p>
+            <w:pPr>
+              <w:pStyle w:val="TableText"/>
+            </w:pPr>
+            <w:r>
+              <w:rPr>
+                <w:b/>
+                <w:color w:val="08503F"/>
+              </w:rPr>
               <w:t xml:space="preserve">Practice</w:t>
             </w:r>
           </w:p>
@@ -1271,6 +1302,7 @@
         <w:tc>
           <w:tcPr>
             <w:tcW w:w="974" w:type="dxa"/>
+            <w:shd w:val="clear" w:color="auto" w:fill="EDF7F4"/>
           </w:tcPr>
           <w:p>
             <w:pPr>
@@ -1284,30 +1316,39 @@
         <w:tc>
           <w:tcPr>
             <w:tcW w:w="7306" w:type="dxa"/>
-          </w:tcPr>
-          <w:p>
-            <w:pPr>
-              <w:pStyle w:val="TableText"/>
-            </w:pPr>
-            <w:r>
-              <w:t xml:space="preserve">Listen and repeat the action words: pick, water, sweep, plant. Match tools with the actions they are used for.</w:t>
-            </w:r>
-          </w:p>
-        </w:tc>
-      </w:tr>
-      <w:tr>
-        <w:trPr>
-          <w:cantSplit/>
-        </w:trPr>
-        <w:tc>
-          <w:tcPr>
-            <w:tcW w:w="1826" w:type="dxa"/>
-          </w:tcPr>
-          <w:p>
-            <w:pPr>
-              <w:pStyle w:val="TableText"/>
-            </w:pPr>
-            <w:r>
+            <w:shd w:val="clear" w:color="auto" w:fill="EDF7F4"/>
+          </w:tcPr>
+          <w:p>
+            <w:pPr>
+              <w:pStyle w:val="TableText"/>
+            </w:pPr>
+            <w:r>
+              <w:t xml:space="preserve">Listen, point and say the garden words: trees, birds, butterflies. Talk about Senuri's garden with the sentence frame (Lesson 1).</w:t>
+            </w:r>
+          </w:p>
+        </w:tc>
+      </w:tr>
+      <w:tr>
+        <w:trPr>
+          <w:cantSplit/>
+        </w:trPr>
+        <w:tc>
+          <w:tcPr>
+            <w:tcW w:w="1826" w:type="dxa"/>
+            <w:shd w:val="clear" w:color="auto" w:fill="FDF6E8"/>
+            <w:tcBorders>
+              <w:left w:val="single" w:sz="18" w:space="0" w:color="B07C12"/>
+            </w:tcBorders>
+          </w:tcPr>
+          <w:p>
+            <w:pPr>
+              <w:pStyle w:val="TableText"/>
+            </w:pPr>
+            <w:r>
+              <w:rPr>
+                <w:b/>
+                <w:color w:val="7D5205"/>
+              </w:rPr>
               <w:t xml:space="preserve">Production</w:t>
             </w:r>
           </w:p>
@@ -1315,6 +1356,7 @@
         <w:tc>
           <w:tcPr>
             <w:tcW w:w="974" w:type="dxa"/>
+            <w:shd w:val="clear" w:color="auto" w:fill="FDF6E8"/>
           </w:tcPr>
           <w:p>
             <w:pPr>
@@ -1328,30 +1370,39 @@
         <w:tc>
           <w:tcPr>
             <w:tcW w:w="7306" w:type="dxa"/>
-          </w:tcPr>
-          <w:p>
-            <w:pPr>
-              <w:pStyle w:val="TableText"/>
-            </w:pPr>
-            <w:r>
-              <w:t xml:space="preserve">Listen and do (Lesson 6): pupils follow six instructions to draw and colour a garden picture, then check with a partner.</w:t>
-            </w:r>
-          </w:p>
-        </w:tc>
-      </w:tr>
-      <w:tr>
-        <w:trPr>
-          <w:cantSplit/>
-        </w:trPr>
-        <w:tc>
-          <w:tcPr>
-            <w:tcW w:w="1826" w:type="dxa"/>
-          </w:tcPr>
-          <w:p>
-            <w:pPr>
-              <w:pStyle w:val="TableText"/>
-            </w:pPr>
-            <w:r>
+            <w:shd w:val="clear" w:color="auto" w:fill="FDF6E8"/>
+          </w:tcPr>
+          <w:p>
+            <w:pPr>
+              <w:pStyle w:val="TableText"/>
+            </w:pPr>
+            <w:r>
+              <w:t xml:space="preserve">Spot-the-difference in pairs (Lesson 5): each pupil says five sentences with there is / there are.</w:t>
+            </w:r>
+          </w:p>
+        </w:tc>
+      </w:tr>
+      <w:tr>
+        <w:trPr>
+          <w:cantSplit/>
+        </w:trPr>
+        <w:tc>
+          <w:tcPr>
+            <w:tcW w:w="1826" w:type="dxa"/>
+            <w:shd w:val="clear" w:color="auto" w:fill="F7F9FB"/>
+            <w:tcBorders>
+              <w:left w:val="single" w:sz="18" w:space="0" w:color="8E98A4"/>
+            </w:tcBorders>
+          </w:tcPr>
+          <w:p>
+            <w:pPr>
+              <w:pStyle w:val="TableText"/>
+            </w:pPr>
+            <w:r>
+              <w:rPr>
+                <w:b/>
+                <w:color w:val="33404F"/>
+              </w:rPr>
               <w:t xml:space="preserve">Check and close</w:t>
             </w:r>
           </w:p>
@@ -1359,6 +1410,7 @@
         <w:tc>
           <w:tcPr>
             <w:tcW w:w="974" w:type="dxa"/>
+            <w:shd w:val="clear" w:color="auto" w:fill="F7F9FB"/>
           </w:tcPr>
           <w:p>
             <w:pPr>
@@ -1372,13 +1424,14 @@
         <w:tc>
           <w:tcPr>
             <w:tcW w:w="7306" w:type="dxa"/>
-          </w:tcPr>
-          <w:p>
-            <w:pPr>
-              <w:pStyle w:val="TableText"/>
-            </w:pPr>
-            <w:r>
-              <w:t xml:space="preserve">Compare pictures: who followed every instruction? </w:t>
+            <w:shd w:val="clear" w:color="auto" w:fill="F7F9FB"/>
+          </w:tcPr>
+          <w:p>
+            <w:pPr>
+              <w:pStyle w:val="TableText"/>
+            </w:pPr>
+            <w:r>
+              <w:t xml:space="preserve">Correct: There is three birds → There are three birds. </w:t>
             </w:r>
             <w:r>
               <w:rPr>
@@ -1387,7 +1440,7 @@
               <w:t xml:space="preserve">Homework:</w:t>
             </w:r>
             <w:r>
-              <w:t xml:space="preserve"> Write four things you can do in a garden.</w:t>
+              <w:t xml:space="preserve"> Draw your home garden and write five sentences about it.</w:t>
             </w:r>
           </w:p>
         </w:tc>
@@ -1400,7 +1453,7 @@
         <w:keepNext/>
       </w:pPr>
       <w:r>
-        <w:t xml:space="preserve">Plan 5: Unit 3, Places around me</w:t>
+        <w:t xml:space="preserve">Plan 4: Unit 2, Our beautiful garden</w:t>
       </w:r>
     </w:p>
     <w:p>
@@ -1414,7 +1467,7 @@
         <w:t xml:space="preserve">Book activity:</w:t>
       </w:r>
       <w:r>
-        <w:t xml:space="preserve"> Lessons 1 and 2. </w:t>
+        <w:t xml:space="preserve"> Lessons 2, 3 and 6. </w:t>
       </w:r>
       <w:r>
         <w:rPr>
@@ -1423,7 +1476,7 @@
         <w:t xml:space="preserve">Focus:</w:t>
       </w:r>
       <w:r>
-        <w:t xml:space="preserve"> Places in my village or town.</w:t>
+        <w:t xml:space="preserve"> Garden work: verbs, tools and following instructions.</w:t>
       </w:r>
     </w:p>
     <w:p>
@@ -1437,7 +1490,7 @@
         <w:t xml:space="preserve">Learning outcome:</w:t>
       </w:r>
       <w:r>
-        <w:t xml:space="preserve"> by the end of the lesson, pupils will be able to name places in their area and say what people do there.</w:t>
+        <w:t xml:space="preserve"> by the end of the lesson, pupils will be able to name garden tools, say what people do in a garden, and follow a set of instructions.</w:t>
       </w:r>
     </w:p>
     <w:p>
@@ -1451,7 +1504,7 @@
         <w:t xml:space="preserve">Materials:</w:t>
       </w:r>
       <w:r>
-        <w:t xml:space="preserve"> Picture cards: temple, church, post office, library, school, market.</w:t>
+        <w:t xml:space="preserve"> Pictures of a rake, ekel broom and watering can; paper and crayons.</w:t>
       </w:r>
     </w:p>
     <w:tbl>
@@ -1540,12 +1593,20 @@
         <w:tc>
           <w:tcPr>
             <w:tcW w:w="1826" w:type="dxa"/>
-          </w:tcPr>
-          <w:p>
-            <w:pPr>
-              <w:pStyle w:val="TableText"/>
-            </w:pPr>
-            <w:r>
+            <w:shd w:val="clear" w:color="auto" w:fill="EFF4FB"/>
+            <w:tcBorders>
+              <w:left w:val="single" w:sz="18" w:space="0" w:color="1E4276"/>
+            </w:tcBorders>
+          </w:tcPr>
+          <w:p>
+            <w:pPr>
+              <w:pStyle w:val="TableText"/>
+            </w:pPr>
+            <w:r>
+              <w:rPr>
+                <w:b/>
+                <w:color w:val="0F2647"/>
+              </w:rPr>
               <w:t xml:space="preserve">Presentation</w:t>
             </w:r>
           </w:p>
@@ -1553,6 +1614,7 @@
         <w:tc>
           <w:tcPr>
             <w:tcW w:w="974" w:type="dxa"/>
+            <w:shd w:val="clear" w:color="auto" w:fill="EFF4FB"/>
           </w:tcPr>
           <w:p>
             <w:pPr>
@@ -1566,30 +1628,39 @@
         <w:tc>
           <w:tcPr>
             <w:tcW w:w="7306" w:type="dxa"/>
-          </w:tcPr>
-          <w:p>
-            <w:pPr>
-              <w:pStyle w:val="TableText"/>
-            </w:pPr>
-            <w:r>
-              <w:t xml:space="preserve">Hold up each card: This is a post office. We buy stamps here. Drill the place names with the class.</w:t>
-            </w:r>
-          </w:p>
-        </w:tc>
-      </w:tr>
-      <w:tr>
-        <w:trPr>
-          <w:cantSplit/>
-        </w:trPr>
-        <w:tc>
-          <w:tcPr>
-            <w:tcW w:w="1826" w:type="dxa"/>
-          </w:tcPr>
-          <w:p>
-            <w:pPr>
-              <w:pStyle w:val="TableText"/>
-            </w:pPr>
-            <w:r>
+            <w:shd w:val="clear" w:color="auto" w:fill="EFF4FB"/>
+          </w:tcPr>
+          <w:p>
+            <w:pPr>
+              <w:pStyle w:val="TableText"/>
+            </w:pPr>
+            <w:r>
+              <w:t xml:space="preserve">Mime watering and sweeping: I water the plants. She waters the plants. Show the tool pictures and name them (Lesson 3).</w:t>
+            </w:r>
+          </w:p>
+        </w:tc>
+      </w:tr>
+      <w:tr>
+        <w:trPr>
+          <w:cantSplit/>
+        </w:trPr>
+        <w:tc>
+          <w:tcPr>
+            <w:tcW w:w="1826" w:type="dxa"/>
+            <w:shd w:val="clear" w:color="auto" w:fill="EDF7F4"/>
+            <w:tcBorders>
+              <w:left w:val="single" w:sz="18" w:space="0" w:color="0E7C66"/>
+            </w:tcBorders>
+          </w:tcPr>
+          <w:p>
+            <w:pPr>
+              <w:pStyle w:val="TableText"/>
+            </w:pPr>
+            <w:r>
+              <w:rPr>
+                <w:b/>
+                <w:color w:val="08503F"/>
+              </w:rPr>
               <w:t xml:space="preserve">Practice</w:t>
             </w:r>
           </w:p>
@@ -1597,6 +1668,7 @@
         <w:tc>
           <w:tcPr>
             <w:tcW w:w="974" w:type="dxa"/>
+            <w:shd w:val="clear" w:color="auto" w:fill="EDF7F4"/>
           </w:tcPr>
           <w:p>
             <w:pPr>
@@ -1610,30 +1682,39 @@
         <w:tc>
           <w:tcPr>
             <w:tcW w:w="7306" w:type="dxa"/>
-          </w:tcPr>
-          <w:p>
-            <w:pPr>
-              <w:pStyle w:val="TableText"/>
-            </w:pPr>
-            <w:r>
-              <w:t xml:space="preserve">Look and say (Lessons 1 and 2) with the pictures in the book. Quick game: the teacher says what people do; pupils name the place.</w:t>
-            </w:r>
-          </w:p>
-        </w:tc>
-      </w:tr>
-      <w:tr>
-        <w:trPr>
-          <w:cantSplit/>
-        </w:trPr>
-        <w:tc>
-          <w:tcPr>
-            <w:tcW w:w="1826" w:type="dxa"/>
-          </w:tcPr>
-          <w:p>
-            <w:pPr>
-              <w:pStyle w:val="TableText"/>
-            </w:pPr>
-            <w:r>
+            <w:shd w:val="clear" w:color="auto" w:fill="EDF7F4"/>
+          </w:tcPr>
+          <w:p>
+            <w:pPr>
+              <w:pStyle w:val="TableText"/>
+            </w:pPr>
+            <w:r>
+              <w:t xml:space="preserve">Listen and repeat the action words: pick, water, sweep, plant. Match tools with the actions they are used for.</w:t>
+            </w:r>
+          </w:p>
+        </w:tc>
+      </w:tr>
+      <w:tr>
+        <w:trPr>
+          <w:cantSplit/>
+        </w:trPr>
+        <w:tc>
+          <w:tcPr>
+            <w:tcW w:w="1826" w:type="dxa"/>
+            <w:shd w:val="clear" w:color="auto" w:fill="FDF6E8"/>
+            <w:tcBorders>
+              <w:left w:val="single" w:sz="18" w:space="0" w:color="B07C12"/>
+            </w:tcBorders>
+          </w:tcPr>
+          <w:p>
+            <w:pPr>
+              <w:pStyle w:val="TableText"/>
+            </w:pPr>
+            <w:r>
+              <w:rPr>
+                <w:b/>
+                <w:color w:val="7D5205"/>
+              </w:rPr>
               <w:t xml:space="preserve">Production</w:t>
             </w:r>
           </w:p>
@@ -1641,6 +1722,7 @@
         <w:tc>
           <w:tcPr>
             <w:tcW w:w="974" w:type="dxa"/>
+            <w:shd w:val="clear" w:color="auto" w:fill="FDF6E8"/>
           </w:tcPr>
           <w:p>
             <w:pPr>
@@ -1654,30 +1736,39 @@
         <w:tc>
           <w:tcPr>
             <w:tcW w:w="7306" w:type="dxa"/>
-          </w:tcPr>
-          <w:p>
-            <w:pPr>
-              <w:pStyle w:val="TableText"/>
-            </w:pPr>
-            <w:r>
-              <w:t xml:space="preserve">Pupils draw a simple map of their village with four places and tell a partner about it.</w:t>
-            </w:r>
-          </w:p>
-        </w:tc>
-      </w:tr>
-      <w:tr>
-        <w:trPr>
-          <w:cantSplit/>
-        </w:trPr>
-        <w:tc>
-          <w:tcPr>
-            <w:tcW w:w="1826" w:type="dxa"/>
-          </w:tcPr>
-          <w:p>
-            <w:pPr>
-              <w:pStyle w:val="TableText"/>
-            </w:pPr>
-            <w:r>
+            <w:shd w:val="clear" w:color="auto" w:fill="FDF6E8"/>
+          </w:tcPr>
+          <w:p>
+            <w:pPr>
+              <w:pStyle w:val="TableText"/>
+            </w:pPr>
+            <w:r>
+              <w:t xml:space="preserve">Listen and do (Lesson 6): pupils follow six instructions to draw and colour a garden picture, then check with a partner.</w:t>
+            </w:r>
+          </w:p>
+        </w:tc>
+      </w:tr>
+      <w:tr>
+        <w:trPr>
+          <w:cantSplit/>
+        </w:trPr>
+        <w:tc>
+          <w:tcPr>
+            <w:tcW w:w="1826" w:type="dxa"/>
+            <w:shd w:val="clear" w:color="auto" w:fill="F7F9FB"/>
+            <w:tcBorders>
+              <w:left w:val="single" w:sz="18" w:space="0" w:color="8E98A4"/>
+            </w:tcBorders>
+          </w:tcPr>
+          <w:p>
+            <w:pPr>
+              <w:pStyle w:val="TableText"/>
+            </w:pPr>
+            <w:r>
+              <w:rPr>
+                <w:b/>
+                <w:color w:val="33404F"/>
+              </w:rPr>
               <w:t xml:space="preserve">Check and close</w:t>
             </w:r>
           </w:p>
@@ -1685,6 +1776,7 @@
         <w:tc>
           <w:tcPr>
             <w:tcW w:w="974" w:type="dxa"/>
+            <w:shd w:val="clear" w:color="auto" w:fill="F7F9FB"/>
           </w:tcPr>
           <w:p>
             <w:pPr>
@@ -1698,13 +1790,14 @@
         <w:tc>
           <w:tcPr>
             <w:tcW w:w="7306" w:type="dxa"/>
-          </w:tcPr>
-          <w:p>
-            <w:pPr>
-              <w:pStyle w:val="TableText"/>
-            </w:pPr>
-            <w:r>
-              <w:t xml:space="preserve">Two pupils name the places nearest their homes. </w:t>
+            <w:shd w:val="clear" w:color="auto" w:fill="F7F9FB"/>
+          </w:tcPr>
+          <w:p>
+            <w:pPr>
+              <w:pStyle w:val="TableText"/>
+            </w:pPr>
+            <w:r>
+              <w:t xml:space="preserve">Compare pictures: who followed every instruction? </w:t>
             </w:r>
             <w:r>
               <w:rPr>
@@ -1713,7 +1806,7 @@
               <w:t xml:space="preserve">Homework:</w:t>
             </w:r>
             <w:r>
-              <w:t xml:space="preserve"> Draw and label four places near your home.</w:t>
+              <w:t xml:space="preserve"> Write four things you can do in a garden.</w:t>
             </w:r>
           </w:p>
         </w:tc>
@@ -1726,7 +1819,7 @@
         <w:keepNext/>
       </w:pPr>
       <w:r>
-        <w:t xml:space="preserve">Plan 6: Unit 3, Places around me</w:t>
+        <w:t xml:space="preserve">Plan 5: Unit 3, Places around me</w:t>
       </w:r>
     </w:p>
     <w:p>
@@ -1740,7 +1833,7 @@
         <w:t xml:space="preserve">Book activity:</w:t>
       </w:r>
       <w:r>
-        <w:t xml:space="preserve"> Lesson 3. </w:t>
+        <w:t xml:space="preserve"> Lessons 1 and 2. </w:t>
       </w:r>
       <w:r>
         <w:rPr>
@@ -1749,7 +1842,7 @@
         <w:t xml:space="preserve">Focus:</w:t>
       </w:r>
       <w:r>
-        <w:t xml:space="preserve"> Giving simple directions.</w:t>
+        <w:t xml:space="preserve"> Places in my village or town.</w:t>
       </w:r>
     </w:p>
     <w:p>
@@ -1763,7 +1856,7 @@
         <w:t xml:space="preserve">Learning outcome:</w:t>
       </w:r>
       <w:r>
-        <w:t xml:space="preserve"> by the end of the lesson, pupils will be able to give and follow directions using go straight, turn right and turn left.</w:t>
+        <w:t xml:space="preserve"> by the end of the lesson, pupils will be able to name places in their area and say what people do there.</w:t>
       </w:r>
     </w:p>
     <w:p>
@@ -1777,7 +1870,7 @@
         <w:t xml:space="preserve">Materials:</w:t>
       </w:r>
       <w:r>
-        <w:t xml:space="preserve"> The Lesson 3 map, arrow cards.</w:t>
+        <w:t xml:space="preserve"> Picture cards: temple, church, post office, library, school, market.</w:t>
       </w:r>
     </w:p>
     <w:tbl>
@@ -1866,12 +1959,20 @@
         <w:tc>
           <w:tcPr>
             <w:tcW w:w="1826" w:type="dxa"/>
-          </w:tcPr>
-          <w:p>
-            <w:pPr>
-              <w:pStyle w:val="TableText"/>
-            </w:pPr>
-            <w:r>
+            <w:shd w:val="clear" w:color="auto" w:fill="EFF4FB"/>
+            <w:tcBorders>
+              <w:left w:val="single" w:sz="18" w:space="0" w:color="1E4276"/>
+            </w:tcBorders>
+          </w:tcPr>
+          <w:p>
+            <w:pPr>
+              <w:pStyle w:val="TableText"/>
+            </w:pPr>
+            <w:r>
+              <w:rPr>
+                <w:b/>
+                <w:color w:val="0F2647"/>
+              </w:rPr>
               <w:t xml:space="preserve">Presentation</w:t>
             </w:r>
           </w:p>
@@ -1879,6 +1980,7 @@
         <w:tc>
           <w:tcPr>
             <w:tcW w:w="974" w:type="dxa"/>
+            <w:shd w:val="clear" w:color="auto" w:fill="EFF4FB"/>
           </w:tcPr>
           <w:p>
             <w:pPr>
@@ -1892,30 +1994,39 @@
         <w:tc>
           <w:tcPr>
             <w:tcW w:w="7306" w:type="dxa"/>
-          </w:tcPr>
-          <w:p>
-            <w:pPr>
-              <w:pStyle w:val="TableText"/>
-            </w:pPr>
-            <w:r>
-              <w:t xml:space="preserve">Walk across the classroom saying: Go straight. Turn left. Stop. Show the arrow cards with the words.</w:t>
-            </w:r>
-          </w:p>
-        </w:tc>
-      </w:tr>
-      <w:tr>
-        <w:trPr>
-          <w:cantSplit/>
-        </w:trPr>
-        <w:tc>
-          <w:tcPr>
-            <w:tcW w:w="1826" w:type="dxa"/>
-          </w:tcPr>
-          <w:p>
-            <w:pPr>
-              <w:pStyle w:val="TableText"/>
-            </w:pPr>
-            <w:r>
+            <w:shd w:val="clear" w:color="auto" w:fill="EFF4FB"/>
+          </w:tcPr>
+          <w:p>
+            <w:pPr>
+              <w:pStyle w:val="TableText"/>
+            </w:pPr>
+            <w:r>
+              <w:t xml:space="preserve">Hold up each card: This is a post office. We buy stamps here. Drill the place names with the class.</w:t>
+            </w:r>
+          </w:p>
+        </w:tc>
+      </w:tr>
+      <w:tr>
+        <w:trPr>
+          <w:cantSplit/>
+        </w:trPr>
+        <w:tc>
+          <w:tcPr>
+            <w:tcW w:w="1826" w:type="dxa"/>
+            <w:shd w:val="clear" w:color="auto" w:fill="EDF7F4"/>
+            <w:tcBorders>
+              <w:left w:val="single" w:sz="18" w:space="0" w:color="0E7C66"/>
+            </w:tcBorders>
+          </w:tcPr>
+          <w:p>
+            <w:pPr>
+              <w:pStyle w:val="TableText"/>
+            </w:pPr>
+            <w:r>
+              <w:rPr>
+                <w:b/>
+                <w:color w:val="08503F"/>
+              </w:rPr>
               <w:t xml:space="preserve">Practice</w:t>
             </w:r>
           </w:p>
@@ -1923,6 +2034,7 @@
         <w:tc>
           <w:tcPr>
             <w:tcW w:w="974" w:type="dxa"/>
+            <w:shd w:val="clear" w:color="auto" w:fill="EDF7F4"/>
           </w:tcPr>
           <w:p>
             <w:pPr>
@@ -1936,30 +2048,39 @@
         <w:tc>
           <w:tcPr>
             <w:tcW w:w="7306" w:type="dxa"/>
-          </w:tcPr>
-          <w:p>
-            <w:pPr>
-              <w:pStyle w:val="TableText"/>
-            </w:pPr>
-            <w:r>
-              <w:t xml:space="preserve">Listen and trace the route on the map (Lesson 3).</w:t>
-            </w:r>
-          </w:p>
-        </w:tc>
-      </w:tr>
-      <w:tr>
-        <w:trPr>
-          <w:cantSplit/>
-        </w:trPr>
-        <w:tc>
-          <w:tcPr>
-            <w:tcW w:w="1826" w:type="dxa"/>
-          </w:tcPr>
-          <w:p>
-            <w:pPr>
-              <w:pStyle w:val="TableText"/>
-            </w:pPr>
-            <w:r>
+            <w:shd w:val="clear" w:color="auto" w:fill="EDF7F4"/>
+          </w:tcPr>
+          <w:p>
+            <w:pPr>
+              <w:pStyle w:val="TableText"/>
+            </w:pPr>
+            <w:r>
+              <w:t xml:space="preserve">Look and say (Lessons 1 and 2) with the pictures in the book. Quick game: the teacher says what people do; pupils name the place.</w:t>
+            </w:r>
+          </w:p>
+        </w:tc>
+      </w:tr>
+      <w:tr>
+        <w:trPr>
+          <w:cantSplit/>
+        </w:trPr>
+        <w:tc>
+          <w:tcPr>
+            <w:tcW w:w="1826" w:type="dxa"/>
+            <w:shd w:val="clear" w:color="auto" w:fill="FDF6E8"/>
+            <w:tcBorders>
+              <w:left w:val="single" w:sz="18" w:space="0" w:color="B07C12"/>
+            </w:tcBorders>
+          </w:tcPr>
+          <w:p>
+            <w:pPr>
+              <w:pStyle w:val="TableText"/>
+            </w:pPr>
+            <w:r>
+              <w:rPr>
+                <w:b/>
+                <w:color w:val="7D5205"/>
+              </w:rPr>
               <w:t xml:space="preserve">Production</w:t>
             </w:r>
           </w:p>
@@ -1967,6 +2088,7 @@
         <w:tc>
           <w:tcPr>
             <w:tcW w:w="974" w:type="dxa"/>
+            <w:shd w:val="clear" w:color="auto" w:fill="FDF6E8"/>
           </w:tcPr>
           <w:p>
             <w:pPr>
@@ -1980,30 +2102,39 @@
         <w:tc>
           <w:tcPr>
             <w:tcW w:w="7306" w:type="dxa"/>
-          </w:tcPr>
-          <w:p>
-            <w:pPr>
-              <w:pStyle w:val="TableText"/>
-            </w:pPr>
-            <w:r>
-              <w:t xml:space="preserve">Pairs give directions from the school gate to a place on their own map; the partner traces it.</w:t>
-            </w:r>
-          </w:p>
-        </w:tc>
-      </w:tr>
-      <w:tr>
-        <w:trPr>
-          <w:cantSplit/>
-        </w:trPr>
-        <w:tc>
-          <w:tcPr>
-            <w:tcW w:w="1826" w:type="dxa"/>
-          </w:tcPr>
-          <w:p>
-            <w:pPr>
-              <w:pStyle w:val="TableText"/>
-            </w:pPr>
-            <w:r>
+            <w:shd w:val="clear" w:color="auto" w:fill="FDF6E8"/>
+          </w:tcPr>
+          <w:p>
+            <w:pPr>
+              <w:pStyle w:val="TableText"/>
+            </w:pPr>
+            <w:r>
+              <w:t xml:space="preserve">Pupils draw a simple map of their village with four places and tell a partner about it.</w:t>
+            </w:r>
+          </w:p>
+        </w:tc>
+      </w:tr>
+      <w:tr>
+        <w:trPr>
+          <w:cantSplit/>
+        </w:trPr>
+        <w:tc>
+          <w:tcPr>
+            <w:tcW w:w="1826" w:type="dxa"/>
+            <w:shd w:val="clear" w:color="auto" w:fill="F7F9FB"/>
+            <w:tcBorders>
+              <w:left w:val="single" w:sz="18" w:space="0" w:color="8E98A4"/>
+            </w:tcBorders>
+          </w:tcPr>
+          <w:p>
+            <w:pPr>
+              <w:pStyle w:val="TableText"/>
+            </w:pPr>
+            <w:r>
+              <w:rPr>
+                <w:b/>
+                <w:color w:val="33404F"/>
+              </w:rPr>
               <w:t xml:space="preserve">Check and close</w:t>
             </w:r>
           </w:p>
@@ -2011,6 +2142,7 @@
         <w:tc>
           <w:tcPr>
             <w:tcW w:w="974" w:type="dxa"/>
+            <w:shd w:val="clear" w:color="auto" w:fill="F7F9FB"/>
           </w:tcPr>
           <w:p>
             <w:pPr>
@@ -2024,13 +2156,14 @@
         <w:tc>
           <w:tcPr>
             <w:tcW w:w="7306" w:type="dxa"/>
-          </w:tcPr>
-          <w:p>
-            <w:pPr>
-              <w:pStyle w:val="TableText"/>
-            </w:pPr>
-            <w:r>
-              <w:t xml:space="preserve">One pair demonstrates for the class. </w:t>
+            <w:shd w:val="clear" w:color="auto" w:fill="F7F9FB"/>
+          </w:tcPr>
+          <w:p>
+            <w:pPr>
+              <w:pStyle w:val="TableText"/>
+            </w:pPr>
+            <w:r>
+              <w:t xml:space="preserve">Two pupils name the places nearest their homes. </w:t>
             </w:r>
             <w:r>
               <w:rPr>
@@ -2039,7 +2172,7 @@
               <w:t xml:space="preserve">Homework:</w:t>
             </w:r>
             <w:r>
-              <w:t xml:space="preserve"> Write three directions from your home to school.</w:t>
+              <w:t xml:space="preserve"> Draw and label four places near your home.</w:t>
             </w:r>
           </w:p>
         </w:tc>
@@ -2052,7 +2185,7 @@
         <w:keepNext/>
       </w:pPr>
       <w:r>
-        <w:t xml:space="preserve">Plan 7: Unit 4, Joy of work</w:t>
+        <w:t xml:space="preserve">Plan 6: Unit 3, Places around me</w:t>
       </w:r>
     </w:p>
     <w:p>
@@ -2066,7 +2199,7 @@
         <w:t xml:space="preserve">Book activity:</w:t>
       </w:r>
       <w:r>
-        <w:t xml:space="preserve"> Lessons 1 and 2. </w:t>
+        <w:t xml:space="preserve"> Lesson 3. </w:t>
       </w:r>
       <w:r>
         <w:rPr>
@@ -2075,7 +2208,7 @@
         <w:t xml:space="preserve">Focus:</w:t>
       </w:r>
       <w:r>
-        <w:t xml:space="preserve"> Occupations and workplaces.</w:t>
+        <w:t xml:space="preserve"> Giving simple directions.</w:t>
       </w:r>
     </w:p>
     <w:p>
@@ -2089,7 +2222,7 @@
         <w:t xml:space="preserve">Learning outcome:</w:t>
       </w:r>
       <w:r>
-        <w:t xml:space="preserve"> by the end of the lesson, pupils will be able to name common occupations and say where each person works.</w:t>
+        <w:t xml:space="preserve"> by the end of the lesson, pupils will be able to give and follow directions using go straight, turn right and turn left.</w:t>
       </w:r>
     </w:p>
     <w:p>
@@ -2103,7 +2236,7 @@
         <w:t xml:space="preserve">Materials:</w:t>
       </w:r>
       <w:r>
-        <w:t xml:space="preserve"> Occupation picture cards, workplace cards.</w:t>
+        <w:t xml:space="preserve"> The Lesson 3 map, arrow cards.</w:t>
       </w:r>
     </w:p>
     <w:tbl>
@@ -2192,12 +2325,20 @@
         <w:tc>
           <w:tcPr>
             <w:tcW w:w="1826" w:type="dxa"/>
-          </w:tcPr>
-          <w:p>
-            <w:pPr>
-              <w:pStyle w:val="TableText"/>
-            </w:pPr>
-            <w:r>
+            <w:shd w:val="clear" w:color="auto" w:fill="EFF4FB"/>
+            <w:tcBorders>
+              <w:left w:val="single" w:sz="18" w:space="0" w:color="1E4276"/>
+            </w:tcBorders>
+          </w:tcPr>
+          <w:p>
+            <w:pPr>
+              <w:pStyle w:val="TableText"/>
+            </w:pPr>
+            <w:r>
+              <w:rPr>
+                <w:b/>
+                <w:color w:val="0F2647"/>
+              </w:rPr>
               <w:t xml:space="preserve">Presentation</w:t>
             </w:r>
           </w:p>
@@ -2205,6 +2346,7 @@
         <w:tc>
           <w:tcPr>
             <w:tcW w:w="974" w:type="dxa"/>
+            <w:shd w:val="clear" w:color="auto" w:fill="EFF4FB"/>
           </w:tcPr>
           <w:p>
             <w:pPr>
@@ -2218,30 +2360,39 @@
         <w:tc>
           <w:tcPr>
             <w:tcW w:w="7306" w:type="dxa"/>
-          </w:tcPr>
-          <w:p>
-            <w:pPr>
-              <w:pStyle w:val="TableText"/>
-            </w:pPr>
-            <w:r>
-              <w:t xml:space="preserve">Show the cards: This is a doctor. A doctor works in a hospital. Build two columns on the board: person and place.</w:t>
-            </w:r>
-          </w:p>
-        </w:tc>
-      </w:tr>
-      <w:tr>
-        <w:trPr>
-          <w:cantSplit/>
-        </w:trPr>
-        <w:tc>
-          <w:tcPr>
-            <w:tcW w:w="1826" w:type="dxa"/>
-          </w:tcPr>
-          <w:p>
-            <w:pPr>
-              <w:pStyle w:val="TableText"/>
-            </w:pPr>
-            <w:r>
+            <w:shd w:val="clear" w:color="auto" w:fill="EFF4FB"/>
+          </w:tcPr>
+          <w:p>
+            <w:pPr>
+              <w:pStyle w:val="TableText"/>
+            </w:pPr>
+            <w:r>
+              <w:t xml:space="preserve">Walk across the classroom saying: Go straight. Turn left. Stop. Show the arrow cards with the words.</w:t>
+            </w:r>
+          </w:p>
+        </w:tc>
+      </w:tr>
+      <w:tr>
+        <w:trPr>
+          <w:cantSplit/>
+        </w:trPr>
+        <w:tc>
+          <w:tcPr>
+            <w:tcW w:w="1826" w:type="dxa"/>
+            <w:shd w:val="clear" w:color="auto" w:fill="EDF7F4"/>
+            <w:tcBorders>
+              <w:left w:val="single" w:sz="18" w:space="0" w:color="0E7C66"/>
+            </w:tcBorders>
+          </w:tcPr>
+          <w:p>
+            <w:pPr>
+              <w:pStyle w:val="TableText"/>
+            </w:pPr>
+            <w:r>
+              <w:rPr>
+                <w:b/>
+                <w:color w:val="08503F"/>
+              </w:rPr>
               <w:t xml:space="preserve">Practice</w:t>
             </w:r>
           </w:p>
@@ -2249,6 +2400,7 @@
         <w:tc>
           <w:tcPr>
             <w:tcW w:w="974" w:type="dxa"/>
+            <w:shd w:val="clear" w:color="auto" w:fill="EDF7F4"/>
           </w:tcPr>
           <w:p>
             <w:pPr>
@@ -2262,30 +2414,39 @@
         <w:tc>
           <w:tcPr>
             <w:tcW w:w="7306" w:type="dxa"/>
-          </w:tcPr>
-          <w:p>
-            <w:pPr>
-              <w:pStyle w:val="TableText"/>
-            </w:pPr>
-            <w:r>
-              <w:t xml:space="preserve">Listen, point and say the occupations (Lesson 1) and the workplaces (Lesson 2). Match each worker with a workplace.</w:t>
-            </w:r>
-          </w:p>
-        </w:tc>
-      </w:tr>
-      <w:tr>
-        <w:trPr>
-          <w:cantSplit/>
-        </w:trPr>
-        <w:tc>
-          <w:tcPr>
-            <w:tcW w:w="1826" w:type="dxa"/>
-          </w:tcPr>
-          <w:p>
-            <w:pPr>
-              <w:pStyle w:val="TableText"/>
-            </w:pPr>
-            <w:r>
+            <w:shd w:val="clear" w:color="auto" w:fill="EDF7F4"/>
+          </w:tcPr>
+          <w:p>
+            <w:pPr>
+              <w:pStyle w:val="TableText"/>
+            </w:pPr>
+            <w:r>
+              <w:t xml:space="preserve">Listen and trace the route on the map (Lesson 3).</w:t>
+            </w:r>
+          </w:p>
+        </w:tc>
+      </w:tr>
+      <w:tr>
+        <w:trPr>
+          <w:cantSplit/>
+        </w:trPr>
+        <w:tc>
+          <w:tcPr>
+            <w:tcW w:w="1826" w:type="dxa"/>
+            <w:shd w:val="clear" w:color="auto" w:fill="FDF6E8"/>
+            <w:tcBorders>
+              <w:left w:val="single" w:sz="18" w:space="0" w:color="B07C12"/>
+            </w:tcBorders>
+          </w:tcPr>
+          <w:p>
+            <w:pPr>
+              <w:pStyle w:val="TableText"/>
+            </w:pPr>
+            <w:r>
+              <w:rPr>
+                <w:b/>
+                <w:color w:val="7D5205"/>
+              </w:rPr>
               <w:t xml:space="preserve">Production</w:t>
             </w:r>
           </w:p>
@@ -2293,6 +2454,7 @@
         <w:tc>
           <w:tcPr>
             <w:tcW w:w="974" w:type="dxa"/>
+            <w:shd w:val="clear" w:color="auto" w:fill="FDF6E8"/>
           </w:tcPr>
           <w:p>
             <w:pPr>
@@ -2306,30 +2468,39 @@
         <w:tc>
           <w:tcPr>
             <w:tcW w:w="7306" w:type="dxa"/>
-          </w:tcPr>
-          <w:p>
-            <w:pPr>
-              <w:pStyle w:val="TableText"/>
-            </w:pPr>
-            <w:r>
-              <w:t xml:space="preserve">Pupils tell the class about one worker they know: My uncle is a farmer. He works on a farm.</w:t>
-            </w:r>
-          </w:p>
-        </w:tc>
-      </w:tr>
-      <w:tr>
-        <w:trPr>
-          <w:cantSplit/>
-        </w:trPr>
-        <w:tc>
-          <w:tcPr>
-            <w:tcW w:w="1826" w:type="dxa"/>
-          </w:tcPr>
-          <w:p>
-            <w:pPr>
-              <w:pStyle w:val="TableText"/>
-            </w:pPr>
-            <w:r>
+            <w:shd w:val="clear" w:color="auto" w:fill="FDF6E8"/>
+          </w:tcPr>
+          <w:p>
+            <w:pPr>
+              <w:pStyle w:val="TableText"/>
+            </w:pPr>
+            <w:r>
+              <w:t xml:space="preserve">Pairs give directions from the school gate to a place on their own map; the partner traces it.</w:t>
+            </w:r>
+          </w:p>
+        </w:tc>
+      </w:tr>
+      <w:tr>
+        <w:trPr>
+          <w:cantSplit/>
+        </w:trPr>
+        <w:tc>
+          <w:tcPr>
+            <w:tcW w:w="1826" w:type="dxa"/>
+            <w:shd w:val="clear" w:color="auto" w:fill="F7F9FB"/>
+            <w:tcBorders>
+              <w:left w:val="single" w:sz="18" w:space="0" w:color="8E98A4"/>
+            </w:tcBorders>
+          </w:tcPr>
+          <w:p>
+            <w:pPr>
+              <w:pStyle w:val="TableText"/>
+            </w:pPr>
+            <w:r>
+              <w:rPr>
+                <w:b/>
+                <w:color w:val="33404F"/>
+              </w:rPr>
               <w:t xml:space="preserve">Check and close</w:t>
             </w:r>
           </w:p>
@@ -2337,6 +2508,7 @@
         <w:tc>
           <w:tcPr>
             <w:tcW w:w="974" w:type="dxa"/>
+            <w:shd w:val="clear" w:color="auto" w:fill="F7F9FB"/>
           </w:tcPr>
           <w:p>
             <w:pPr>
@@ -2350,13 +2522,14 @@
         <w:tc>
           <w:tcPr>
             <w:tcW w:w="7306" w:type="dxa"/>
-          </w:tcPr>
-          <w:p>
-            <w:pPr>
-              <w:pStyle w:val="TableText"/>
-            </w:pPr>
-            <w:r>
-              <w:t xml:space="preserve">Ask: what do you want to be? </w:t>
+            <w:shd w:val="clear" w:color="auto" w:fill="F7F9FB"/>
+          </w:tcPr>
+          <w:p>
+            <w:pPr>
+              <w:pStyle w:val="TableText"/>
+            </w:pPr>
+            <w:r>
+              <w:t xml:space="preserve">One pair demonstrates for the class. </w:t>
             </w:r>
             <w:r>
               <w:rPr>
@@ -2365,7 +2538,7 @@
               <w:t xml:space="preserve">Homework:</w:t>
             </w:r>
             <w:r>
-              <w:t xml:space="preserve"> Draw a worker and write two sentences about the job.</w:t>
+              <w:t xml:space="preserve"> Write three directions from your home to school.</w:t>
             </w:r>
           </w:p>
         </w:tc>
@@ -2378,7 +2551,7 @@
         <w:keepNext/>
       </w:pPr>
       <w:r>
-        <w:t xml:space="preserve">Plan 8: Unit 5, Our festivals</w:t>
+        <w:t xml:space="preserve">Plan 7: Unit 4, Joy of work</w:t>
       </w:r>
     </w:p>
     <w:p>
@@ -2392,7 +2565,7 @@
         <w:t xml:space="preserve">Book activity:</w:t>
       </w:r>
       <w:r>
-        <w:t xml:space="preserve"> Lessons 1, 2 and 5. </w:t>
+        <w:t xml:space="preserve"> Lessons 1 and 2. </w:t>
       </w:r>
       <w:r>
         <w:rPr>
@@ -2401,7 +2574,7 @@
         <w:t xml:space="preserve">Focus:</w:t>
       </w:r>
       <w:r>
-        <w:t xml:space="preserve"> Festivals, months and festive food.</w:t>
+        <w:t xml:space="preserve"> Occupations and workplaces.</w:t>
       </w:r>
     </w:p>
     <w:p>
@@ -2415,7 +2588,7 @@
         <w:t xml:space="preserve">Learning outcome:</w:t>
       </w:r>
       <w:r>
-        <w:t xml:space="preserve"> by the end of the lesson, pupils will be able to name the festivals they celebrate, say which month each falls in, and name festive food.</w:t>
+        <w:t xml:space="preserve"> by the end of the lesson, pupils will be able to name common occupations and say where each person works.</w:t>
       </w:r>
     </w:p>
     <w:p>
@@ -2429,7 +2602,7 @@
         <w:t xml:space="preserve">Materials:</w:t>
       </w:r>
       <w:r>
-        <w:t xml:space="preserve"> Festival pictures, a calendar, food pictures.</w:t>
+        <w:t xml:space="preserve"> Occupation picture cards, workplace cards.</w:t>
       </w:r>
     </w:p>
     <w:tbl>
@@ -2518,12 +2691,20 @@
         <w:tc>
           <w:tcPr>
             <w:tcW w:w="1826" w:type="dxa"/>
-          </w:tcPr>
-          <w:p>
-            <w:pPr>
-              <w:pStyle w:val="TableText"/>
-            </w:pPr>
-            <w:r>
+            <w:shd w:val="clear" w:color="auto" w:fill="EFF4FB"/>
+            <w:tcBorders>
+              <w:left w:val="single" w:sz="18" w:space="0" w:color="1E4276"/>
+            </w:tcBorders>
+          </w:tcPr>
+          <w:p>
+            <w:pPr>
+              <w:pStyle w:val="TableText"/>
+            </w:pPr>
+            <w:r>
+              <w:rPr>
+                <w:b/>
+                <w:color w:val="0F2647"/>
+              </w:rPr>
               <w:t xml:space="preserve">Presentation</w:t>
             </w:r>
           </w:p>
@@ -2531,6 +2712,7 @@
         <w:tc>
           <w:tcPr>
             <w:tcW w:w="974" w:type="dxa"/>
+            <w:shd w:val="clear" w:color="auto" w:fill="EFF4FB"/>
           </w:tcPr>
           <w:p>
             <w:pPr>
@@ -2544,30 +2726,39 @@
         <w:tc>
           <w:tcPr>
             <w:tcW w:w="7306" w:type="dxa"/>
-          </w:tcPr>
-          <w:p>
-            <w:pPr>
-              <w:pStyle w:val="TableText"/>
-            </w:pPr>
-            <w:r>
-              <w:t xml:space="preserve">Show the pictures: This is the Vesak festival. It is in May. Write the pattern: ... is in ... (month).</w:t>
-            </w:r>
-          </w:p>
-        </w:tc>
-      </w:tr>
-      <w:tr>
-        <w:trPr>
-          <w:cantSplit/>
-        </w:trPr>
-        <w:tc>
-          <w:tcPr>
-            <w:tcW w:w="1826" w:type="dxa"/>
-          </w:tcPr>
-          <w:p>
-            <w:pPr>
-              <w:pStyle w:val="TableText"/>
-            </w:pPr>
-            <w:r>
+            <w:shd w:val="clear" w:color="auto" w:fill="EFF4FB"/>
+          </w:tcPr>
+          <w:p>
+            <w:pPr>
+              <w:pStyle w:val="TableText"/>
+            </w:pPr>
+            <w:r>
+              <w:t xml:space="preserve">Show the cards: This is a doctor. A doctor works in a hospital. Build two columns on the board: person and place.</w:t>
+            </w:r>
+          </w:p>
+        </w:tc>
+      </w:tr>
+      <w:tr>
+        <w:trPr>
+          <w:cantSplit/>
+        </w:trPr>
+        <w:tc>
+          <w:tcPr>
+            <w:tcW w:w="1826" w:type="dxa"/>
+            <w:shd w:val="clear" w:color="auto" w:fill="EDF7F4"/>
+            <w:tcBorders>
+              <w:left w:val="single" w:sz="18" w:space="0" w:color="0E7C66"/>
+            </w:tcBorders>
+          </w:tcPr>
+          <w:p>
+            <w:pPr>
+              <w:pStyle w:val="TableText"/>
+            </w:pPr>
+            <w:r>
+              <w:rPr>
+                <w:b/>
+                <w:color w:val="08503F"/>
+              </w:rPr>
               <w:t xml:space="preserve">Practice</w:t>
             </w:r>
           </w:p>
@@ -2575,6 +2766,7 @@
         <w:tc>
           <w:tcPr>
             <w:tcW w:w="974" w:type="dxa"/>
+            <w:shd w:val="clear" w:color="auto" w:fill="EDF7F4"/>
           </w:tcPr>
           <w:p>
             <w:pPr>
@@ -2588,30 +2780,39 @@
         <w:tc>
           <w:tcPr>
             <w:tcW w:w="7306" w:type="dxa"/>
-          </w:tcPr>
-          <w:p>
-            <w:pPr>
-              <w:pStyle w:val="TableText"/>
-            </w:pPr>
-            <w:r>
-              <w:t xml:space="preserve">Look and read (Lessons 1 and 2), then match festivals with months. Name the festive food: milk rice, watalappan (Lesson 5).</w:t>
-            </w:r>
-          </w:p>
-        </w:tc>
-      </w:tr>
-      <w:tr>
-        <w:trPr>
-          <w:cantSplit/>
-        </w:trPr>
-        <w:tc>
-          <w:tcPr>
-            <w:tcW w:w="1826" w:type="dxa"/>
-          </w:tcPr>
-          <w:p>
-            <w:pPr>
-              <w:pStyle w:val="TableText"/>
-            </w:pPr>
-            <w:r>
+            <w:shd w:val="clear" w:color="auto" w:fill="EDF7F4"/>
+          </w:tcPr>
+          <w:p>
+            <w:pPr>
+              <w:pStyle w:val="TableText"/>
+            </w:pPr>
+            <w:r>
+              <w:t xml:space="preserve">Listen, point and say the occupations (Lesson 1) and the workplaces (Lesson 2). Match each worker with a workplace.</w:t>
+            </w:r>
+          </w:p>
+        </w:tc>
+      </w:tr>
+      <w:tr>
+        <w:trPr>
+          <w:cantSplit/>
+        </w:trPr>
+        <w:tc>
+          <w:tcPr>
+            <w:tcW w:w="1826" w:type="dxa"/>
+            <w:shd w:val="clear" w:color="auto" w:fill="FDF6E8"/>
+            <w:tcBorders>
+              <w:left w:val="single" w:sz="18" w:space="0" w:color="B07C12"/>
+            </w:tcBorders>
+          </w:tcPr>
+          <w:p>
+            <w:pPr>
+              <w:pStyle w:val="TableText"/>
+            </w:pPr>
+            <w:r>
+              <w:rPr>
+                <w:b/>
+                <w:color w:val="7D5205"/>
+              </w:rPr>
               <w:t xml:space="preserve">Production</w:t>
             </w:r>
           </w:p>
@@ -2619,6 +2820,7 @@
         <w:tc>
           <w:tcPr>
             <w:tcW w:w="974" w:type="dxa"/>
+            <w:shd w:val="clear" w:color="auto" w:fill="FDF6E8"/>
           </w:tcPr>
           <w:p>
             <w:pPr>
@@ -2632,30 +2834,39 @@
         <w:tc>
           <w:tcPr>
             <w:tcW w:w="7306" w:type="dxa"/>
-          </w:tcPr>
-          <w:p>
-            <w:pPr>
-              <w:pStyle w:val="TableText"/>
-            </w:pPr>
-            <w:r>
-              <w:t xml:space="preserve">Pupils tell a partner about their favourite festival: what they wear, eat and do.</w:t>
-            </w:r>
-          </w:p>
-        </w:tc>
-      </w:tr>
-      <w:tr>
-        <w:trPr>
-          <w:cantSplit/>
-        </w:trPr>
-        <w:tc>
-          <w:tcPr>
-            <w:tcW w:w="1826" w:type="dxa"/>
-          </w:tcPr>
-          <w:p>
-            <w:pPr>
-              <w:pStyle w:val="TableText"/>
-            </w:pPr>
-            <w:r>
+            <w:shd w:val="clear" w:color="auto" w:fill="FDF6E8"/>
+          </w:tcPr>
+          <w:p>
+            <w:pPr>
+              <w:pStyle w:val="TableText"/>
+            </w:pPr>
+            <w:r>
+              <w:t xml:space="preserve">Pupils tell the class about one worker they know: My uncle is a farmer. He works on a farm.</w:t>
+            </w:r>
+          </w:p>
+        </w:tc>
+      </w:tr>
+      <w:tr>
+        <w:trPr>
+          <w:cantSplit/>
+        </w:trPr>
+        <w:tc>
+          <w:tcPr>
+            <w:tcW w:w="1826" w:type="dxa"/>
+            <w:shd w:val="clear" w:color="auto" w:fill="F7F9FB"/>
+            <w:tcBorders>
+              <w:left w:val="single" w:sz="18" w:space="0" w:color="8E98A4"/>
+            </w:tcBorders>
+          </w:tcPr>
+          <w:p>
+            <w:pPr>
+              <w:pStyle w:val="TableText"/>
+            </w:pPr>
+            <w:r>
+              <w:rPr>
+                <w:b/>
+                <w:color w:val="33404F"/>
+              </w:rPr>
               <w:t xml:space="preserve">Check and close</w:t>
             </w:r>
           </w:p>
@@ -2663,6 +2874,7 @@
         <w:tc>
           <w:tcPr>
             <w:tcW w:w="974" w:type="dxa"/>
+            <w:shd w:val="clear" w:color="auto" w:fill="F7F9FB"/>
           </w:tcPr>
           <w:p>
             <w:pPr>
@@ -2676,13 +2888,14 @@
         <w:tc>
           <w:tcPr>
             <w:tcW w:w="7306" w:type="dxa"/>
-          </w:tcPr>
-          <w:p>
-            <w:pPr>
-              <w:pStyle w:val="TableText"/>
-            </w:pPr>
-            <w:r>
-              <w:t xml:space="preserve">Two pupils tell the class. </w:t>
+            <w:shd w:val="clear" w:color="auto" w:fill="F7F9FB"/>
+          </w:tcPr>
+          <w:p>
+            <w:pPr>
+              <w:pStyle w:val="TableText"/>
+            </w:pPr>
+            <w:r>
+              <w:t xml:space="preserve">Ask: what do you want to be? </w:t>
             </w:r>
             <w:r>
               <w:rPr>
@@ -2691,7 +2904,7 @@
               <w:t xml:space="preserve">Homework:</w:t>
             </w:r>
             <w:r>
-              <w:t xml:space="preserve"> Draw your favourite festival and write four sentences.</w:t>
+              <w:t xml:space="preserve"> Draw a worker and write two sentences about the job.</w:t>
             </w:r>
           </w:p>
         </w:tc>
@@ -2704,7 +2917,7 @@
         <w:keepNext/>
       </w:pPr>
       <w:r>
-        <w:t xml:space="preserve">Plan 9: Unit 5, Our festivals</w:t>
+        <w:t xml:space="preserve">Plan 8: Unit 5, Our festivals</w:t>
       </w:r>
     </w:p>
     <w:p>
@@ -2718,7 +2931,7 @@
         <w:t xml:space="preserve">Book activity:</w:t>
       </w:r>
       <w:r>
-        <w:t xml:space="preserve"> Lessons 4 and 7. </w:t>
+        <w:t xml:space="preserve"> Lessons 1, 2 and 5. </w:t>
       </w:r>
       <w:r>
         <w:rPr>
@@ -2727,7 +2940,7 @@
         <w:t xml:space="preserve">Focus:</w:t>
       </w:r>
       <w:r>
-        <w:t xml:space="preserve"> What are you doing? (present continuous).</w:t>
+        <w:t xml:space="preserve"> Festivals, months and festive food.</w:t>
       </w:r>
     </w:p>
     <w:p>
@@ -2741,7 +2954,7 @@
         <w:t xml:space="preserve">Learning outcome:</w:t>
       </w:r>
       <w:r>
-        <w:t xml:space="preserve"> by the end of the lesson, pupils will be able to ask and answer What are you doing? using is / are + verb + ing.</w:t>
+        <w:t xml:space="preserve"> by the end of the lesson, pupils will be able to name the festivals they celebrate, say which month each falls in, and name festive food.</w:t>
       </w:r>
     </w:p>
     <w:p>
@@ -2755,7 +2968,7 @@
         <w:t xml:space="preserve">Materials:</w:t>
       </w:r>
       <w:r>
-        <w:t xml:space="preserve"> Action picture cards from the unit.</w:t>
+        <w:t xml:space="preserve"> Festival pictures, a calendar, food pictures.</w:t>
       </w:r>
     </w:p>
     <w:tbl>
@@ -2844,12 +3057,20 @@
         <w:tc>
           <w:tcPr>
             <w:tcW w:w="1826" w:type="dxa"/>
-          </w:tcPr>
-          <w:p>
-            <w:pPr>
-              <w:pStyle w:val="TableText"/>
-            </w:pPr>
-            <w:r>
+            <w:shd w:val="clear" w:color="auto" w:fill="EFF4FB"/>
+            <w:tcBorders>
+              <w:left w:val="single" w:sz="18" w:space="0" w:color="1E4276"/>
+            </w:tcBorders>
+          </w:tcPr>
+          <w:p>
+            <w:pPr>
+              <w:pStyle w:val="TableText"/>
+            </w:pPr>
+            <w:r>
+              <w:rPr>
+                <w:b/>
+                <w:color w:val="0F2647"/>
+              </w:rPr>
               <w:t xml:space="preserve">Presentation</w:t>
             </w:r>
           </w:p>
@@ -2857,6 +3078,7 @@
         <w:tc>
           <w:tcPr>
             <w:tcW w:w="974" w:type="dxa"/>
+            <w:shd w:val="clear" w:color="auto" w:fill="EFF4FB"/>
           </w:tcPr>
           <w:p>
             <w:pPr>
@@ -2870,30 +3092,39 @@
         <w:tc>
           <w:tcPr>
             <w:tcW w:w="7306" w:type="dxa"/>
-          </w:tcPr>
-          <w:p>
-            <w:pPr>
-              <w:pStyle w:val="TableText"/>
-            </w:pPr>
-            <w:r>
-              <w:t xml:space="preserve">Mime cooking and ask: What am I doing? Answer: You are cooking. Write the pattern is / am / are + verb + ing.</w:t>
-            </w:r>
-          </w:p>
-        </w:tc>
-      </w:tr>
-      <w:tr>
-        <w:trPr>
-          <w:cantSplit/>
-        </w:trPr>
-        <w:tc>
-          <w:tcPr>
-            <w:tcW w:w="1826" w:type="dxa"/>
-          </w:tcPr>
-          <w:p>
-            <w:pPr>
-              <w:pStyle w:val="TableText"/>
-            </w:pPr>
-            <w:r>
+            <w:shd w:val="clear" w:color="auto" w:fill="EFF4FB"/>
+          </w:tcPr>
+          <w:p>
+            <w:pPr>
+              <w:pStyle w:val="TableText"/>
+            </w:pPr>
+            <w:r>
+              <w:t xml:space="preserve">Show the pictures: This is the Vesak festival. It is in May. Write the pattern: ... is in ... (month).</w:t>
+            </w:r>
+          </w:p>
+        </w:tc>
+      </w:tr>
+      <w:tr>
+        <w:trPr>
+          <w:cantSplit/>
+        </w:trPr>
+        <w:tc>
+          <w:tcPr>
+            <w:tcW w:w="1826" w:type="dxa"/>
+            <w:shd w:val="clear" w:color="auto" w:fill="EDF7F4"/>
+            <w:tcBorders>
+              <w:left w:val="single" w:sz="18" w:space="0" w:color="0E7C66"/>
+            </w:tcBorders>
+          </w:tcPr>
+          <w:p>
+            <w:pPr>
+              <w:pStyle w:val="TableText"/>
+            </w:pPr>
+            <w:r>
+              <w:rPr>
+                <w:b/>
+                <w:color w:val="08503F"/>
+              </w:rPr>
               <w:t xml:space="preserve">Practice</w:t>
             </w:r>
           </w:p>
@@ -2901,6 +3132,7 @@
         <w:tc>
           <w:tcPr>
             <w:tcW w:w="974" w:type="dxa"/>
+            <w:shd w:val="clear" w:color="auto" w:fill="EDF7F4"/>
           </w:tcPr>
           <w:p>
             <w:pPr>
@@ -2914,30 +3146,39 @@
         <w:tc>
           <w:tcPr>
             <w:tcW w:w="7306" w:type="dxa"/>
-          </w:tcPr>
-          <w:p>
-            <w:pPr>
-              <w:pStyle w:val="TableText"/>
-            </w:pPr>
-            <w:r>
-              <w:t xml:space="preserve">Act out the Lesson 4 dialogue in pairs. Match and speak (Lesson 7) using the pictures.</w:t>
-            </w:r>
-          </w:p>
-        </w:tc>
-      </w:tr>
-      <w:tr>
-        <w:trPr>
-          <w:cantSplit/>
-        </w:trPr>
-        <w:tc>
-          <w:tcPr>
-            <w:tcW w:w="1826" w:type="dxa"/>
-          </w:tcPr>
-          <w:p>
-            <w:pPr>
-              <w:pStyle w:val="TableText"/>
-            </w:pPr>
-            <w:r>
+            <w:shd w:val="clear" w:color="auto" w:fill="EDF7F4"/>
+          </w:tcPr>
+          <w:p>
+            <w:pPr>
+              <w:pStyle w:val="TableText"/>
+            </w:pPr>
+            <w:r>
+              <w:t xml:space="preserve">Look and read (Lessons 1 and 2), then match festivals with months. Name the festive food: milk rice, watalappan (Lesson 5).</w:t>
+            </w:r>
+          </w:p>
+        </w:tc>
+      </w:tr>
+      <w:tr>
+        <w:trPr>
+          <w:cantSplit/>
+        </w:trPr>
+        <w:tc>
+          <w:tcPr>
+            <w:tcW w:w="1826" w:type="dxa"/>
+            <w:shd w:val="clear" w:color="auto" w:fill="FDF6E8"/>
+            <w:tcBorders>
+              <w:left w:val="single" w:sz="18" w:space="0" w:color="B07C12"/>
+            </w:tcBorders>
+          </w:tcPr>
+          <w:p>
+            <w:pPr>
+              <w:pStyle w:val="TableText"/>
+            </w:pPr>
+            <w:r>
+              <w:rPr>
+                <w:b/>
+                <w:color w:val="7D5205"/>
+              </w:rPr>
               <w:t xml:space="preserve">Production</w:t>
             </w:r>
           </w:p>
@@ -2945,6 +3186,7 @@
         <w:tc>
           <w:tcPr>
             <w:tcW w:w="974" w:type="dxa"/>
+            <w:shd w:val="clear" w:color="auto" w:fill="FDF6E8"/>
           </w:tcPr>
           <w:p>
             <w:pPr>
@@ -2958,30 +3200,39 @@
         <w:tc>
           <w:tcPr>
             <w:tcW w:w="7306" w:type="dxa"/>
-          </w:tcPr>
-          <w:p>
-            <w:pPr>
-              <w:pStyle w:val="TableText"/>
-            </w:pPr>
-            <w:r>
-              <w:t xml:space="preserve">Mime chain: one pupil mimes a festival activity, the class asks What are you doing?, the pupil answers.</w:t>
-            </w:r>
-          </w:p>
-        </w:tc>
-      </w:tr>
-      <w:tr>
-        <w:trPr>
-          <w:cantSplit/>
-        </w:trPr>
-        <w:tc>
-          <w:tcPr>
-            <w:tcW w:w="1826" w:type="dxa"/>
-          </w:tcPr>
-          <w:p>
-            <w:pPr>
-              <w:pStyle w:val="TableText"/>
-            </w:pPr>
-            <w:r>
+            <w:shd w:val="clear" w:color="auto" w:fill="FDF6E8"/>
+          </w:tcPr>
+          <w:p>
+            <w:pPr>
+              <w:pStyle w:val="TableText"/>
+            </w:pPr>
+            <w:r>
+              <w:t xml:space="preserve">Pupils tell a partner about their favourite festival: what they wear, eat and do.</w:t>
+            </w:r>
+          </w:p>
+        </w:tc>
+      </w:tr>
+      <w:tr>
+        <w:trPr>
+          <w:cantSplit/>
+        </w:trPr>
+        <w:tc>
+          <w:tcPr>
+            <w:tcW w:w="1826" w:type="dxa"/>
+            <w:shd w:val="clear" w:color="auto" w:fill="F7F9FB"/>
+            <w:tcBorders>
+              <w:left w:val="single" w:sz="18" w:space="0" w:color="8E98A4"/>
+            </w:tcBorders>
+          </w:tcPr>
+          <w:p>
+            <w:pPr>
+              <w:pStyle w:val="TableText"/>
+            </w:pPr>
+            <w:r>
+              <w:rPr>
+                <w:b/>
+                <w:color w:val="33404F"/>
+              </w:rPr>
               <w:t xml:space="preserve">Check and close</w:t>
             </w:r>
           </w:p>
@@ -2989,6 +3240,7 @@
         <w:tc>
           <w:tcPr>
             <w:tcW w:w="974" w:type="dxa"/>
+            <w:shd w:val="clear" w:color="auto" w:fill="F7F9FB"/>
           </w:tcPr>
           <w:p>
             <w:pPr>
@@ -3002,13 +3254,14 @@
         <w:tc>
           <w:tcPr>
             <w:tcW w:w="7306" w:type="dxa"/>
-          </w:tcPr>
-          <w:p>
-            <w:pPr>
-              <w:pStyle w:val="TableText"/>
-            </w:pPr>
-            <w:r>
-              <w:t xml:space="preserve">Check spelling: making, cooking, singing. </w:t>
+            <w:shd w:val="clear" w:color="auto" w:fill="F7F9FB"/>
+          </w:tcPr>
+          <w:p>
+            <w:pPr>
+              <w:pStyle w:val="TableText"/>
+            </w:pPr>
+            <w:r>
+              <w:t xml:space="preserve">Two pupils tell the class. </w:t>
             </w:r>
             <w:r>
               <w:rPr>
@@ -3017,7 +3270,7 @@
               <w:t xml:space="preserve">Homework:</w:t>
             </w:r>
             <w:r>
-              <w:t xml:space="preserve"> Write four sentences about what your family does at a festival.</w:t>
+              <w:t xml:space="preserve"> Draw your favourite festival and write four sentences.</w:t>
             </w:r>
           </w:p>
         </w:tc>
@@ -3030,7 +3283,7 @@
         <w:keepNext/>
       </w:pPr>
       <w:r>
-        <w:t xml:space="preserve">Plan 10: Unit 6, Let's go shopping</w:t>
+        <w:t xml:space="preserve">Plan 9: Unit 5, Our festivals</w:t>
       </w:r>
     </w:p>
     <w:p>
@@ -3044,7 +3297,7 @@
         <w:t xml:space="preserve">Book activity:</w:t>
       </w:r>
       <w:r>
-        <w:t xml:space="preserve"> Lessons 2 and 3. </w:t>
+        <w:t xml:space="preserve"> Lessons 4 and 7. </w:t>
       </w:r>
       <w:r>
         <w:rPr>
@@ -3053,7 +3306,7 @@
         <w:t xml:space="preserve">Focus:</w:t>
       </w:r>
       <w:r>
-        <w:t xml:space="preserve"> This, these, that, those and shopping talk.</w:t>
+        <w:t xml:space="preserve"> What are you doing? (present continuous).</w:t>
       </w:r>
     </w:p>
     <w:p>
@@ -3067,7 +3320,7 @@
         <w:t xml:space="preserve">Learning outcome:</w:t>
       </w:r>
       <w:r>
-        <w:t xml:space="preserve"> by the end of the lesson, pupils will be able to use this / these and that / those and take part in a short shopping conversation.</w:t>
+        <w:t xml:space="preserve"> by the end of the lesson, pupils will be able to ask and answer What are you doing? using is / are + verb + ing.</w:t>
       </w:r>
     </w:p>
     <w:p>
@@ -3081,7 +3334,7 @@
         <w:t xml:space="preserve">Materials:</w:t>
       </w:r>
       <w:r>
-        <w:t xml:space="preserve"> Classroom objects, price cards, a shop corner.</w:t>
+        <w:t xml:space="preserve"> Action picture cards from the unit.</w:t>
       </w:r>
     </w:p>
     <w:tbl>
@@ -3170,12 +3423,20 @@
         <w:tc>
           <w:tcPr>
             <w:tcW w:w="1826" w:type="dxa"/>
-          </w:tcPr>
-          <w:p>
-            <w:pPr>
-              <w:pStyle w:val="TableText"/>
-            </w:pPr>
-            <w:r>
+            <w:shd w:val="clear" w:color="auto" w:fill="EFF4FB"/>
+            <w:tcBorders>
+              <w:left w:val="single" w:sz="18" w:space="0" w:color="1E4276"/>
+            </w:tcBorders>
+          </w:tcPr>
+          <w:p>
+            <w:pPr>
+              <w:pStyle w:val="TableText"/>
+            </w:pPr>
+            <w:r>
+              <w:rPr>
+                <w:b/>
+                <w:color w:val="0F2647"/>
+              </w:rPr>
               <w:t xml:space="preserve">Presentation</w:t>
             </w:r>
           </w:p>
@@ -3183,6 +3444,7 @@
         <w:tc>
           <w:tcPr>
             <w:tcW w:w="974" w:type="dxa"/>
+            <w:shd w:val="clear" w:color="auto" w:fill="EFF4FB"/>
           </w:tcPr>
           <w:p>
             <w:pPr>
@@ -3196,30 +3458,39 @@
         <w:tc>
           <w:tcPr>
             <w:tcW w:w="7306" w:type="dxa"/>
-          </w:tcPr>
-          <w:p>
-            <w:pPr>
-              <w:pStyle w:val="TableText"/>
-            </w:pPr>
-            <w:r>
-              <w:t xml:space="preserve">Hold up one pen: This is a pen. Point far: That is a bag. Repeat with plurals. Model the shop talk: Can I help you? I want two mangoes.</w:t>
-            </w:r>
-          </w:p>
-        </w:tc>
-      </w:tr>
-      <w:tr>
-        <w:trPr>
-          <w:cantSplit/>
-        </w:trPr>
-        <w:tc>
-          <w:tcPr>
-            <w:tcW w:w="1826" w:type="dxa"/>
-          </w:tcPr>
-          <w:p>
-            <w:pPr>
-              <w:pStyle w:val="TableText"/>
-            </w:pPr>
-            <w:r>
+            <w:shd w:val="clear" w:color="auto" w:fill="EFF4FB"/>
+          </w:tcPr>
+          <w:p>
+            <w:pPr>
+              <w:pStyle w:val="TableText"/>
+            </w:pPr>
+            <w:r>
+              <w:t xml:space="preserve">Mime cooking and ask: What am I doing? Answer: You are cooking. Write the pattern is / am / are + verb + ing.</w:t>
+            </w:r>
+          </w:p>
+        </w:tc>
+      </w:tr>
+      <w:tr>
+        <w:trPr>
+          <w:cantSplit/>
+        </w:trPr>
+        <w:tc>
+          <w:tcPr>
+            <w:tcW w:w="1826" w:type="dxa"/>
+            <w:shd w:val="clear" w:color="auto" w:fill="EDF7F4"/>
+            <w:tcBorders>
+              <w:left w:val="single" w:sz="18" w:space="0" w:color="0E7C66"/>
+            </w:tcBorders>
+          </w:tcPr>
+          <w:p>
+            <w:pPr>
+              <w:pStyle w:val="TableText"/>
+            </w:pPr>
+            <w:r>
+              <w:rPr>
+                <w:b/>
+                <w:color w:val="08503F"/>
+              </w:rPr>
               <w:t xml:space="preserve">Practice</w:t>
             </w:r>
           </w:p>
@@ -3227,6 +3498,7 @@
         <w:tc>
           <w:tcPr>
             <w:tcW w:w="974" w:type="dxa"/>
+            <w:shd w:val="clear" w:color="auto" w:fill="EDF7F4"/>
           </w:tcPr>
           <w:p>
             <w:pPr>
@@ -3240,30 +3512,39 @@
         <w:tc>
           <w:tcPr>
             <w:tcW w:w="7306" w:type="dxa"/>
-          </w:tcPr>
-          <w:p>
-            <w:pPr>
-              <w:pStyle w:val="TableText"/>
-            </w:pPr>
-            <w:r>
-              <w:t xml:space="preserve">Look and match (Lesson 2). Read the Lesson 3 dialogue in pairs.</w:t>
-            </w:r>
-          </w:p>
-        </w:tc>
-      </w:tr>
-      <w:tr>
-        <w:trPr>
-          <w:cantSplit/>
-        </w:trPr>
-        <w:tc>
-          <w:tcPr>
-            <w:tcW w:w="1826" w:type="dxa"/>
-          </w:tcPr>
-          <w:p>
-            <w:pPr>
-              <w:pStyle w:val="TableText"/>
-            </w:pPr>
-            <w:r>
+            <w:shd w:val="clear" w:color="auto" w:fill="EDF7F4"/>
+          </w:tcPr>
+          <w:p>
+            <w:pPr>
+              <w:pStyle w:val="TableText"/>
+            </w:pPr>
+            <w:r>
+              <w:t xml:space="preserve">Act out the Lesson 4 dialogue in pairs. Match and speak (Lesson 7) using the pictures.</w:t>
+            </w:r>
+          </w:p>
+        </w:tc>
+      </w:tr>
+      <w:tr>
+        <w:trPr>
+          <w:cantSplit/>
+        </w:trPr>
+        <w:tc>
+          <w:tcPr>
+            <w:tcW w:w="1826" w:type="dxa"/>
+            <w:shd w:val="clear" w:color="auto" w:fill="FDF6E8"/>
+            <w:tcBorders>
+              <w:left w:val="single" w:sz="18" w:space="0" w:color="B07C12"/>
+            </w:tcBorders>
+          </w:tcPr>
+          <w:p>
+            <w:pPr>
+              <w:pStyle w:val="TableText"/>
+            </w:pPr>
+            <w:r>
+              <w:rPr>
+                <w:b/>
+                <w:color w:val="7D5205"/>
+              </w:rPr>
               <w:t xml:space="preserve">Production</w:t>
             </w:r>
           </w:p>
@@ -3271,6 +3552,7 @@
         <w:tc>
           <w:tcPr>
             <w:tcW w:w="974" w:type="dxa"/>
+            <w:shd w:val="clear" w:color="auto" w:fill="FDF6E8"/>
           </w:tcPr>
           <w:p>
             <w:pPr>
@@ -3284,30 +3566,39 @@
         <w:tc>
           <w:tcPr>
             <w:tcW w:w="7306" w:type="dxa"/>
-          </w:tcPr>
-          <w:p>
-            <w:pPr>
-              <w:pStyle w:val="TableText"/>
-            </w:pPr>
-            <w:r>
-              <w:t xml:space="preserve">Set up a class shop: pupils take turns as seller and buyer, using this / these / that / those and asking the price.</w:t>
-            </w:r>
-          </w:p>
-        </w:tc>
-      </w:tr>
-      <w:tr>
-        <w:trPr>
-          <w:cantSplit/>
-        </w:trPr>
-        <w:tc>
-          <w:tcPr>
-            <w:tcW w:w="1826" w:type="dxa"/>
-          </w:tcPr>
-          <w:p>
-            <w:pPr>
-              <w:pStyle w:val="TableText"/>
-            </w:pPr>
-            <w:r>
+            <w:shd w:val="clear" w:color="auto" w:fill="FDF6E8"/>
+          </w:tcPr>
+          <w:p>
+            <w:pPr>
+              <w:pStyle w:val="TableText"/>
+            </w:pPr>
+            <w:r>
+              <w:t xml:space="preserve">Mime chain: one pupil mimes a festival activity, the class asks What are you doing?, the pupil answers.</w:t>
+            </w:r>
+          </w:p>
+        </w:tc>
+      </w:tr>
+      <w:tr>
+        <w:trPr>
+          <w:cantSplit/>
+        </w:trPr>
+        <w:tc>
+          <w:tcPr>
+            <w:tcW w:w="1826" w:type="dxa"/>
+            <w:shd w:val="clear" w:color="auto" w:fill="F7F9FB"/>
+            <w:tcBorders>
+              <w:left w:val="single" w:sz="18" w:space="0" w:color="8E98A4"/>
+            </w:tcBorders>
+          </w:tcPr>
+          <w:p>
+            <w:pPr>
+              <w:pStyle w:val="TableText"/>
+            </w:pPr>
+            <w:r>
+              <w:rPr>
+                <w:b/>
+                <w:color w:val="33404F"/>
+              </w:rPr>
               <w:t xml:space="preserve">Check and close</w:t>
             </w:r>
           </w:p>
@@ -3315,6 +3606,7 @@
         <w:tc>
           <w:tcPr>
             <w:tcW w:w="974" w:type="dxa"/>
+            <w:shd w:val="clear" w:color="auto" w:fill="F7F9FB"/>
           </w:tcPr>
           <w:p>
             <w:pPr>
@@ -3328,13 +3620,14 @@
         <w:tc>
           <w:tcPr>
             <w:tcW w:w="7306" w:type="dxa"/>
-          </w:tcPr>
-          <w:p>
-            <w:pPr>
-              <w:pStyle w:val="TableText"/>
-            </w:pPr>
-            <w:r>
-              <w:t xml:space="preserve">One pair performs their shopping scene. </w:t>
+            <w:shd w:val="clear" w:color="auto" w:fill="F7F9FB"/>
+          </w:tcPr>
+          <w:p>
+            <w:pPr>
+              <w:pStyle w:val="TableText"/>
+            </w:pPr>
+            <w:r>
+              <w:t xml:space="preserve">Check spelling: making, cooking, singing. </w:t>
             </w:r>
             <w:r>
               <w:rPr>
@@ -3343,7 +3636,7 @@
               <w:t xml:space="preserve">Homework:</w:t>
             </w:r>
             <w:r>
-              <w:t xml:space="preserve"> Write a five-line shopping conversation.</w:t>
+              <w:t xml:space="preserve"> Write four sentences about what your family does at a festival.</w:t>
             </w:r>
           </w:p>
         </w:tc>
@@ -3356,7 +3649,7 @@
         <w:keepNext/>
       </w:pPr>
       <w:r>
-        <w:t xml:space="preserve">Plan 11: Unit 7, My calendar</w:t>
+        <w:t xml:space="preserve">Plan 10: Unit 6, Let's go shopping</w:t>
       </w:r>
     </w:p>
     <w:p>
@@ -3370,7 +3663,7 @@
         <w:t xml:space="preserve">Book activity:</w:t>
       </w:r>
       <w:r>
-        <w:t xml:space="preserve"> Lessons 1 to 4. </w:t>
+        <w:t xml:space="preserve"> Lessons 2 and 3. </w:t>
       </w:r>
       <w:r>
         <w:rPr>
@@ -3379,7 +3672,7 @@
         <w:t xml:space="preserve">Focus:</w:t>
       </w:r>
       <w:r>
-        <w:t xml:space="preserve"> Days, months and dates.</w:t>
+        <w:t xml:space="preserve"> This, these, that, those and shopping talk.</w:t>
       </w:r>
     </w:p>
     <w:p>
@@ -3393,7 +3686,7 @@
         <w:t xml:space="preserve">Learning outcome:</w:t>
       </w:r>
       <w:r>
-        <w:t xml:space="preserve"> by the end of the lesson, pupils will be able to say the days of the week, the months of the year and today's date.</w:t>
+        <w:t xml:space="preserve"> by the end of the lesson, pupils will be able to use this / these and that / those and take part in a short shopping conversation.</w:t>
       </w:r>
     </w:p>
     <w:p>
@@ -3407,7 +3700,7 @@
         <w:t xml:space="preserve">Materials:</w:t>
       </w:r>
       <w:r>
-        <w:t xml:space="preserve"> A class calendar, day and month cards.</w:t>
+        <w:t xml:space="preserve"> Classroom objects, price cards, a shop corner.</w:t>
       </w:r>
     </w:p>
     <w:tbl>
@@ -3496,12 +3789,20 @@
         <w:tc>
           <w:tcPr>
             <w:tcW w:w="1826" w:type="dxa"/>
-          </w:tcPr>
-          <w:p>
-            <w:pPr>
-              <w:pStyle w:val="TableText"/>
-            </w:pPr>
-            <w:r>
+            <w:shd w:val="clear" w:color="auto" w:fill="EFF4FB"/>
+            <w:tcBorders>
+              <w:left w:val="single" w:sz="18" w:space="0" w:color="1E4276"/>
+            </w:tcBorders>
+          </w:tcPr>
+          <w:p>
+            <w:pPr>
+              <w:pStyle w:val="TableText"/>
+            </w:pPr>
+            <w:r>
+              <w:rPr>
+                <w:b/>
+                <w:color w:val="0F2647"/>
+              </w:rPr>
               <w:t xml:space="preserve">Presentation</w:t>
             </w:r>
           </w:p>
@@ -3509,6 +3810,7 @@
         <w:tc>
           <w:tcPr>
             <w:tcW w:w="974" w:type="dxa"/>
+            <w:shd w:val="clear" w:color="auto" w:fill="EFF4FB"/>
           </w:tcPr>
           <w:p>
             <w:pPr>
@@ -3522,30 +3824,39 @@
         <w:tc>
           <w:tcPr>
             <w:tcW w:w="7306" w:type="dxa"/>
-          </w:tcPr>
-          <w:p>
-            <w:pPr>
-              <w:pStyle w:val="TableText"/>
-            </w:pPr>
-            <w:r>
-              <w:t xml:space="preserve">Sing the days-of-the-week song (Lesson 1). Say the months in order, then show dates: Second - 2nd, third - 3rd.</w:t>
-            </w:r>
-          </w:p>
-        </w:tc>
-      </w:tr>
-      <w:tr>
-        <w:trPr>
-          <w:cantSplit/>
-        </w:trPr>
-        <w:tc>
-          <w:tcPr>
-            <w:tcW w:w="1826" w:type="dxa"/>
-          </w:tcPr>
-          <w:p>
-            <w:pPr>
-              <w:pStyle w:val="TableText"/>
-            </w:pPr>
-            <w:r>
+            <w:shd w:val="clear" w:color="auto" w:fill="EFF4FB"/>
+          </w:tcPr>
+          <w:p>
+            <w:pPr>
+              <w:pStyle w:val="TableText"/>
+            </w:pPr>
+            <w:r>
+              <w:t xml:space="preserve">Hold up one pen: This is a pen. Point far: That is a bag. Repeat with plurals. Model the shop talk: Can I help you? I want two mangoes.</w:t>
+            </w:r>
+          </w:p>
+        </w:tc>
+      </w:tr>
+      <w:tr>
+        <w:trPr>
+          <w:cantSplit/>
+        </w:trPr>
+        <w:tc>
+          <w:tcPr>
+            <w:tcW w:w="1826" w:type="dxa"/>
+            <w:shd w:val="clear" w:color="auto" w:fill="EDF7F4"/>
+            <w:tcBorders>
+              <w:left w:val="single" w:sz="18" w:space="0" w:color="0E7C66"/>
+            </w:tcBorders>
+          </w:tcPr>
+          <w:p>
+            <w:pPr>
+              <w:pStyle w:val="TableText"/>
+            </w:pPr>
+            <w:r>
+              <w:rPr>
+                <w:b/>
+                <w:color w:val="08503F"/>
+              </w:rPr>
               <w:t xml:space="preserve">Practice</w:t>
             </w:r>
           </w:p>
@@ -3553,6 +3864,7 @@
         <w:tc>
           <w:tcPr>
             <w:tcW w:w="974" w:type="dxa"/>
+            <w:shd w:val="clear" w:color="auto" w:fill="EDF7F4"/>
           </w:tcPr>
           <w:p>
             <w:pPr>
@@ -3566,30 +3878,39 @@
         <w:tc>
           <w:tcPr>
             <w:tcW w:w="7306" w:type="dxa"/>
-          </w:tcPr>
-          <w:p>
-            <w:pPr>
-              <w:pStyle w:val="TableText"/>
-            </w:pPr>
-            <w:r>
-              <w:t xml:space="preserve">Listen and repeat the days and months (Lessons 2 and 3). Read the dates aloud (Lesson 4) and find them on the class calendar.</w:t>
-            </w:r>
-          </w:p>
-        </w:tc>
-      </w:tr>
-      <w:tr>
-        <w:trPr>
-          <w:cantSplit/>
-        </w:trPr>
-        <w:tc>
-          <w:tcPr>
-            <w:tcW w:w="1826" w:type="dxa"/>
-          </w:tcPr>
-          <w:p>
-            <w:pPr>
-              <w:pStyle w:val="TableText"/>
-            </w:pPr>
-            <w:r>
+            <w:shd w:val="clear" w:color="auto" w:fill="EDF7F4"/>
+          </w:tcPr>
+          <w:p>
+            <w:pPr>
+              <w:pStyle w:val="TableText"/>
+            </w:pPr>
+            <w:r>
+              <w:t xml:space="preserve">Look and match (Lesson 2). Read the Lesson 3 dialogue in pairs.</w:t>
+            </w:r>
+          </w:p>
+        </w:tc>
+      </w:tr>
+      <w:tr>
+        <w:trPr>
+          <w:cantSplit/>
+        </w:trPr>
+        <w:tc>
+          <w:tcPr>
+            <w:tcW w:w="1826" w:type="dxa"/>
+            <w:shd w:val="clear" w:color="auto" w:fill="FDF6E8"/>
+            <w:tcBorders>
+              <w:left w:val="single" w:sz="18" w:space="0" w:color="B07C12"/>
+            </w:tcBorders>
+          </w:tcPr>
+          <w:p>
+            <w:pPr>
+              <w:pStyle w:val="TableText"/>
+            </w:pPr>
+            <w:r>
+              <w:rPr>
+                <w:b/>
+                <w:color w:val="7D5205"/>
+              </w:rPr>
               <w:t xml:space="preserve">Production</w:t>
             </w:r>
           </w:p>
@@ -3597,6 +3918,7 @@
         <w:tc>
           <w:tcPr>
             <w:tcW w:w="974" w:type="dxa"/>
+            <w:shd w:val="clear" w:color="auto" w:fill="FDF6E8"/>
           </w:tcPr>
           <w:p>
             <w:pPr>
@@ -3610,30 +3932,39 @@
         <w:tc>
           <w:tcPr>
             <w:tcW w:w="7306" w:type="dxa"/>
-          </w:tcPr>
-          <w:p>
-            <w:pPr>
-              <w:pStyle w:val="TableText"/>
-            </w:pPr>
-            <w:r>
-              <w:t xml:space="preserve">Pupils make their own balloon calendar (Lesson 5) with the months and their birthday marked, then tell a friend: My birthday is on the 5th of June.</w:t>
-            </w:r>
-          </w:p>
-        </w:tc>
-      </w:tr>
-      <w:tr>
-        <w:trPr>
-          <w:cantSplit/>
-        </w:trPr>
-        <w:tc>
-          <w:tcPr>
-            <w:tcW w:w="1826" w:type="dxa"/>
-          </w:tcPr>
-          <w:p>
-            <w:pPr>
-              <w:pStyle w:val="TableText"/>
-            </w:pPr>
-            <w:r>
+            <w:shd w:val="clear" w:color="auto" w:fill="FDF6E8"/>
+          </w:tcPr>
+          <w:p>
+            <w:pPr>
+              <w:pStyle w:val="TableText"/>
+            </w:pPr>
+            <w:r>
+              <w:t xml:space="preserve">Set up a class shop: pupils take turns as seller and buyer, using this / these / that / those and asking the price.</w:t>
+            </w:r>
+          </w:p>
+        </w:tc>
+      </w:tr>
+      <w:tr>
+        <w:trPr>
+          <w:cantSplit/>
+        </w:trPr>
+        <w:tc>
+          <w:tcPr>
+            <w:tcW w:w="1826" w:type="dxa"/>
+            <w:shd w:val="clear" w:color="auto" w:fill="F7F9FB"/>
+            <w:tcBorders>
+              <w:left w:val="single" w:sz="18" w:space="0" w:color="8E98A4"/>
+            </w:tcBorders>
+          </w:tcPr>
+          <w:p>
+            <w:pPr>
+              <w:pStyle w:val="TableText"/>
+            </w:pPr>
+            <w:r>
+              <w:rPr>
+                <w:b/>
+                <w:color w:val="33404F"/>
+              </w:rPr>
               <w:t xml:space="preserve">Check and close</w:t>
             </w:r>
           </w:p>
@@ -3641,6 +3972,7 @@
         <w:tc>
           <w:tcPr>
             <w:tcW w:w="974" w:type="dxa"/>
+            <w:shd w:val="clear" w:color="auto" w:fill="F7F9FB"/>
           </w:tcPr>
           <w:p>
             <w:pPr>
@@ -3654,13 +3986,14 @@
         <w:tc>
           <w:tcPr>
             <w:tcW w:w="7306" w:type="dxa"/>
-          </w:tcPr>
-          <w:p>
-            <w:pPr>
-              <w:pStyle w:val="TableText"/>
-            </w:pPr>
-            <w:r>
-              <w:t xml:space="preserve">Ask three pupils today's date. </w:t>
+            <w:shd w:val="clear" w:color="auto" w:fill="F7F9FB"/>
+          </w:tcPr>
+          <w:p>
+            <w:pPr>
+              <w:pStyle w:val="TableText"/>
+            </w:pPr>
+            <w:r>
+              <w:t xml:space="preserve">One pair performs their shopping scene. </w:t>
             </w:r>
             <w:r>
               <w:rPr>
@@ -3669,7 +4002,7 @@
               <w:t xml:space="preserve">Homework:</w:t>
             </w:r>
             <w:r>
-              <w:t xml:space="preserve"> Write the date of your birthday and two family birthdays.</w:t>
+              <w:t xml:space="preserve"> Write a five-line shopping conversation.</w:t>
             </w:r>
           </w:p>
         </w:tc>
@@ -3682,7 +4015,7 @@
         <w:keepNext/>
       </w:pPr>
       <w:r>
-        <w:t xml:space="preserve">Plan 12: Unit 7, My calendar</w:t>
+        <w:t xml:space="preserve">Plan 11: Unit 7, My calendar</w:t>
       </w:r>
     </w:p>
     <w:p>
@@ -3696,7 +4029,7 @@
         <w:t xml:space="preserve">Book activity:</w:t>
       </w:r>
       <w:r>
-        <w:t xml:space="preserve"> Lessons 6 and 7. </w:t>
+        <w:t xml:space="preserve"> Lessons 1 to 4. </w:t>
       </w:r>
       <w:r>
         <w:rPr>
@@ -3705,7 +4038,7 @@
         <w:t xml:space="preserve">Focus:</w:t>
       </w:r>
       <w:r>
-        <w:t xml:space="preserve"> Weather and telling the time.</w:t>
+        <w:t xml:space="preserve"> Days, months and dates.</w:t>
       </w:r>
     </w:p>
     <w:p>
@@ -3719,7 +4052,7 @@
         <w:t xml:space="preserve">Learning outcome:</w:t>
       </w:r>
       <w:r>
-        <w:t xml:space="preserve"> by the end of the lesson, pupils will be able to describe the weather and tell the time on the hour and half hour.</w:t>
+        <w:t xml:space="preserve"> by the end of the lesson, pupils will be able to say the days of the week, the months of the year and today's date.</w:t>
       </w:r>
     </w:p>
     <w:p>
@@ -3733,7 +4066,7 @@
         <w:t xml:space="preserve">Materials:</w:t>
       </w:r>
       <w:r>
-        <w:t xml:space="preserve"> Weather cards, a cardboard clock.</w:t>
+        <w:t xml:space="preserve"> A class calendar, day and month cards.</w:t>
       </w:r>
     </w:p>
     <w:tbl>
@@ -3822,12 +4155,20 @@
         <w:tc>
           <w:tcPr>
             <w:tcW w:w="1826" w:type="dxa"/>
-          </w:tcPr>
-          <w:p>
-            <w:pPr>
-              <w:pStyle w:val="TableText"/>
-            </w:pPr>
-            <w:r>
+            <w:shd w:val="clear" w:color="auto" w:fill="EFF4FB"/>
+            <w:tcBorders>
+              <w:left w:val="single" w:sz="18" w:space="0" w:color="1E4276"/>
+            </w:tcBorders>
+          </w:tcPr>
+          <w:p>
+            <w:pPr>
+              <w:pStyle w:val="TableText"/>
+            </w:pPr>
+            <w:r>
+              <w:rPr>
+                <w:b/>
+                <w:color w:val="0F2647"/>
+              </w:rPr>
               <w:t xml:space="preserve">Presentation</w:t>
             </w:r>
           </w:p>
@@ -3835,6 +4176,7 @@
         <w:tc>
           <w:tcPr>
             <w:tcW w:w="974" w:type="dxa"/>
+            <w:shd w:val="clear" w:color="auto" w:fill="EFF4FB"/>
           </w:tcPr>
           <w:p>
             <w:pPr>
@@ -3848,30 +4190,39 @@
         <w:tc>
           <w:tcPr>
             <w:tcW w:w="7306" w:type="dxa"/>
-          </w:tcPr>
-          <w:p>
-            <w:pPr>
-              <w:pStyle w:val="TableText"/>
-            </w:pPr>
-            <w:r>
-              <w:t xml:space="preserve">Show the weather cards: It is sunny. It is rainy. Move the clock hands: It is eight o'clock. It is half past eight.</w:t>
-            </w:r>
-          </w:p>
-        </w:tc>
-      </w:tr>
-      <w:tr>
-        <w:trPr>
-          <w:cantSplit/>
-        </w:trPr>
-        <w:tc>
-          <w:tcPr>
-            <w:tcW w:w="1826" w:type="dxa"/>
-          </w:tcPr>
-          <w:p>
-            <w:pPr>
-              <w:pStyle w:val="TableText"/>
-            </w:pPr>
-            <w:r>
+            <w:shd w:val="clear" w:color="auto" w:fill="EFF4FB"/>
+          </w:tcPr>
+          <w:p>
+            <w:pPr>
+              <w:pStyle w:val="TableText"/>
+            </w:pPr>
+            <w:r>
+              <w:t xml:space="preserve">Sing the days-of-the-week song (Lesson 1). Say the months in order, then show dates: Second - 2nd, third - 3rd.</w:t>
+            </w:r>
+          </w:p>
+        </w:tc>
+      </w:tr>
+      <w:tr>
+        <w:trPr>
+          <w:cantSplit/>
+        </w:trPr>
+        <w:tc>
+          <w:tcPr>
+            <w:tcW w:w="1826" w:type="dxa"/>
+            <w:shd w:val="clear" w:color="auto" w:fill="EDF7F4"/>
+            <w:tcBorders>
+              <w:left w:val="single" w:sz="18" w:space="0" w:color="0E7C66"/>
+            </w:tcBorders>
+          </w:tcPr>
+          <w:p>
+            <w:pPr>
+              <w:pStyle w:val="TableText"/>
+            </w:pPr>
+            <w:r>
+              <w:rPr>
+                <w:b/>
+                <w:color w:val="08503F"/>
+              </w:rPr>
               <w:t xml:space="preserve">Practice</w:t>
             </w:r>
           </w:p>
@@ -3879,6 +4230,7 @@
         <w:tc>
           <w:tcPr>
             <w:tcW w:w="974" w:type="dxa"/>
+            <w:shd w:val="clear" w:color="auto" w:fill="EDF7F4"/>
           </w:tcPr>
           <w:p>
             <w:pPr>
@@ -3892,30 +4244,39 @@
         <w:tc>
           <w:tcPr>
             <w:tcW w:w="7306" w:type="dxa"/>
-          </w:tcPr>
-          <w:p>
-            <w:pPr>
-              <w:pStyle w:val="TableText"/>
-            </w:pPr>
-            <w:r>
-              <w:t xml:space="preserve">Listen and repeat the weather words (Lesson 6), then sing the weather song. Practise telling the time (Lesson 7).</w:t>
-            </w:r>
-          </w:p>
-        </w:tc>
-      </w:tr>
-      <w:tr>
-        <w:trPr>
-          <w:cantSplit/>
-        </w:trPr>
-        <w:tc>
-          <w:tcPr>
-            <w:tcW w:w="1826" w:type="dxa"/>
-          </w:tcPr>
-          <w:p>
-            <w:pPr>
-              <w:pStyle w:val="TableText"/>
-            </w:pPr>
-            <w:r>
+            <w:shd w:val="clear" w:color="auto" w:fill="EDF7F4"/>
+          </w:tcPr>
+          <w:p>
+            <w:pPr>
+              <w:pStyle w:val="TableText"/>
+            </w:pPr>
+            <w:r>
+              <w:t xml:space="preserve">Listen and repeat the days and months (Lessons 2 and 3). Read the dates aloud (Lesson 4) and find them on the class calendar.</w:t>
+            </w:r>
+          </w:p>
+        </w:tc>
+      </w:tr>
+      <w:tr>
+        <w:trPr>
+          <w:cantSplit/>
+        </w:trPr>
+        <w:tc>
+          <w:tcPr>
+            <w:tcW w:w="1826" w:type="dxa"/>
+            <w:shd w:val="clear" w:color="auto" w:fill="FDF6E8"/>
+            <w:tcBorders>
+              <w:left w:val="single" w:sz="18" w:space="0" w:color="B07C12"/>
+            </w:tcBorders>
+          </w:tcPr>
+          <w:p>
+            <w:pPr>
+              <w:pStyle w:val="TableText"/>
+            </w:pPr>
+            <w:r>
+              <w:rPr>
+                <w:b/>
+                <w:color w:val="7D5205"/>
+              </w:rPr>
               <w:t xml:space="preserve">Production</w:t>
             </w:r>
           </w:p>
@@ -3923,6 +4284,7 @@
         <w:tc>
           <w:tcPr>
             <w:tcW w:w="974" w:type="dxa"/>
+            <w:shd w:val="clear" w:color="auto" w:fill="FDF6E8"/>
           </w:tcPr>
           <w:p>
             <w:pPr>
@@ -3936,30 +4298,39 @@
         <w:tc>
           <w:tcPr>
             <w:tcW w:w="7306" w:type="dxa"/>
-          </w:tcPr>
-          <w:p>
-            <w:pPr>
-              <w:pStyle w:val="TableText"/>
-            </w:pPr>
-            <w:r>
-              <w:t xml:space="preserve">Pairs ask and answer: What's the weather like today? What time do you get up?</w:t>
-            </w:r>
-          </w:p>
-        </w:tc>
-      </w:tr>
-      <w:tr>
-        <w:trPr>
-          <w:cantSplit/>
-        </w:trPr>
-        <w:tc>
-          <w:tcPr>
-            <w:tcW w:w="1826" w:type="dxa"/>
-          </w:tcPr>
-          <w:p>
-            <w:pPr>
-              <w:pStyle w:val="TableText"/>
-            </w:pPr>
-            <w:r>
+            <w:shd w:val="clear" w:color="auto" w:fill="FDF6E8"/>
+          </w:tcPr>
+          <w:p>
+            <w:pPr>
+              <w:pStyle w:val="TableText"/>
+            </w:pPr>
+            <w:r>
+              <w:t xml:space="preserve">Pupils make their own balloon calendar (Lesson 5) with the months and their birthday marked, then tell a friend: My birthday is on the 5th of June.</w:t>
+            </w:r>
+          </w:p>
+        </w:tc>
+      </w:tr>
+      <w:tr>
+        <w:trPr>
+          <w:cantSplit/>
+        </w:trPr>
+        <w:tc>
+          <w:tcPr>
+            <w:tcW w:w="1826" w:type="dxa"/>
+            <w:shd w:val="clear" w:color="auto" w:fill="F7F9FB"/>
+            <w:tcBorders>
+              <w:left w:val="single" w:sz="18" w:space="0" w:color="8E98A4"/>
+            </w:tcBorders>
+          </w:tcPr>
+          <w:p>
+            <w:pPr>
+              <w:pStyle w:val="TableText"/>
+            </w:pPr>
+            <w:r>
+              <w:rPr>
+                <w:b/>
+                <w:color w:val="33404F"/>
+              </w:rPr>
               <w:t xml:space="preserve">Check and close</w:t>
             </w:r>
           </w:p>
@@ -3967,6 +4338,7 @@
         <w:tc>
           <w:tcPr>
             <w:tcW w:w="974" w:type="dxa"/>
+            <w:shd w:val="clear" w:color="auto" w:fill="F7F9FB"/>
           </w:tcPr>
           <w:p>
             <w:pPr>
@@ -3980,13 +4352,14 @@
         <w:tc>
           <w:tcPr>
             <w:tcW w:w="7306" w:type="dxa"/>
-          </w:tcPr>
-          <w:p>
-            <w:pPr>
-              <w:pStyle w:val="TableText"/>
-            </w:pPr>
-            <w:r>
-              <w:t xml:space="preserve">Set the clock and ask three pupils the time. </w:t>
+            <w:shd w:val="clear" w:color="auto" w:fill="F7F9FB"/>
+          </w:tcPr>
+          <w:p>
+            <w:pPr>
+              <w:pStyle w:val="TableText"/>
+            </w:pPr>
+            <w:r>
+              <w:t xml:space="preserve">Ask three pupils today's date. </w:t>
             </w:r>
             <w:r>
               <w:rPr>
@@ -3995,7 +4368,7 @@
               <w:t xml:space="preserve">Homework:</w:t>
             </w:r>
             <w:r>
-              <w:t xml:space="preserve"> Draw clocks for four things you do every day.</w:t>
+              <w:t xml:space="preserve"> Write the date of your birthday and two family birthdays.</w:t>
             </w:r>
           </w:p>
         </w:tc>
@@ -4008,7 +4381,7 @@
         <w:keepNext/>
       </w:pPr>
       <w:r>
-        <w:t xml:space="preserve">Plan 13: Unit 8, Playing games</w:t>
+        <w:t xml:space="preserve">Plan 12: Unit 7, My calendar</w:t>
       </w:r>
     </w:p>
     <w:p>
@@ -4022,7 +4395,7 @@
         <w:t xml:space="preserve">Book activity:</w:t>
       </w:r>
       <w:r>
-        <w:t xml:space="preserve"> Lessons 1, 3 and 6. </w:t>
+        <w:t xml:space="preserve"> Lessons 6 and 7. </w:t>
       </w:r>
       <w:r>
         <w:rPr>
@@ -4031,7 +4404,7 @@
         <w:t xml:space="preserve">Focus:</w:t>
       </w:r>
       <w:r>
-        <w:t xml:space="preserve"> Action words and saying what you like.</w:t>
+        <w:t xml:space="preserve"> Weather and telling the time.</w:t>
       </w:r>
     </w:p>
     <w:p>
@@ -4045,7 +4418,7 @@
         <w:t xml:space="preserve">Learning outcome:</w:t>
       </w:r>
       <w:r>
-        <w:t xml:space="preserve"> by the end of the lesson, pupils will be able to name action words, say what someone is doing now, and say which game they like.</w:t>
+        <w:t xml:space="preserve"> by the end of the lesson, pupils will be able to describe the weather and tell the time on the hour and half hour.</w:t>
       </w:r>
     </w:p>
     <w:p>
@@ -4059,7 +4432,7 @@
         <w:t xml:space="preserve">Materials:</w:t>
       </w:r>
       <w:r>
-        <w:t xml:space="preserve"> Open space, action word cards.</w:t>
+        <w:t xml:space="preserve"> Weather cards, a cardboard clock.</w:t>
       </w:r>
     </w:p>
     <w:tbl>
@@ -4148,12 +4521,20 @@
         <w:tc>
           <w:tcPr>
             <w:tcW w:w="1826" w:type="dxa"/>
-          </w:tcPr>
-          <w:p>
-            <w:pPr>
-              <w:pStyle w:val="TableText"/>
-            </w:pPr>
-            <w:r>
+            <w:shd w:val="clear" w:color="auto" w:fill="EFF4FB"/>
+            <w:tcBorders>
+              <w:left w:val="single" w:sz="18" w:space="0" w:color="1E4276"/>
+            </w:tcBorders>
+          </w:tcPr>
+          <w:p>
+            <w:pPr>
+              <w:pStyle w:val="TableText"/>
+            </w:pPr>
+            <w:r>
+              <w:rPr>
+                <w:b/>
+                <w:color w:val="0F2647"/>
+              </w:rPr>
               <w:t xml:space="preserve">Presentation</w:t>
             </w:r>
           </w:p>
@@ -4161,6 +4542,7 @@
         <w:tc>
           <w:tcPr>
             <w:tcW w:w="974" w:type="dxa"/>
+            <w:shd w:val="clear" w:color="auto" w:fill="EFF4FB"/>
           </w:tcPr>
           <w:p>
             <w:pPr>
@@ -4174,30 +4556,39 @@
         <w:tc>
           <w:tcPr>
             <w:tcW w:w="7306" w:type="dxa"/>
-          </w:tcPr>
-          <w:p>
-            <w:pPr>
-              <w:pStyle w:val="TableText"/>
-            </w:pPr>
-            <w:r>
-              <w:t xml:space="preserve">Mime and say: walk, run, hop, skip (Lesson 1). Show the pattern: He is running. I like cricket.</w:t>
-            </w:r>
-          </w:p>
-        </w:tc>
-      </w:tr>
-      <w:tr>
-        <w:trPr>
-          <w:cantSplit/>
-        </w:trPr>
-        <w:tc>
-          <w:tcPr>
-            <w:tcW w:w="1826" w:type="dxa"/>
-          </w:tcPr>
-          <w:p>
-            <w:pPr>
-              <w:pStyle w:val="TableText"/>
-            </w:pPr>
-            <w:r>
+            <w:shd w:val="clear" w:color="auto" w:fill="EFF4FB"/>
+          </w:tcPr>
+          <w:p>
+            <w:pPr>
+              <w:pStyle w:val="TableText"/>
+            </w:pPr>
+            <w:r>
+              <w:t xml:space="preserve">Show the weather cards: It is sunny. It is rainy. Move the clock hands: It is eight o'clock. It is half past eight.</w:t>
+            </w:r>
+          </w:p>
+        </w:tc>
+      </w:tr>
+      <w:tr>
+        <w:trPr>
+          <w:cantSplit/>
+        </w:trPr>
+        <w:tc>
+          <w:tcPr>
+            <w:tcW w:w="1826" w:type="dxa"/>
+            <w:shd w:val="clear" w:color="auto" w:fill="EDF7F4"/>
+            <w:tcBorders>
+              <w:left w:val="single" w:sz="18" w:space="0" w:color="0E7C66"/>
+            </w:tcBorders>
+          </w:tcPr>
+          <w:p>
+            <w:pPr>
+              <w:pStyle w:val="TableText"/>
+            </w:pPr>
+            <w:r>
+              <w:rPr>
+                <w:b/>
+                <w:color w:val="08503F"/>
+              </w:rPr>
               <w:t xml:space="preserve">Practice</w:t>
             </w:r>
           </w:p>
@@ -4205,6 +4596,7 @@
         <w:tc>
           <w:tcPr>
             <w:tcW w:w="974" w:type="dxa"/>
+            <w:shd w:val="clear" w:color="auto" w:fill="EDF7F4"/>
           </w:tcPr>
           <w:p>
             <w:pPr>
@@ -4218,30 +4610,39 @@
         <w:tc>
           <w:tcPr>
             <w:tcW w:w="7306" w:type="dxa"/>
-          </w:tcPr>
-          <w:p>
-            <w:pPr>
-              <w:pStyle w:val="TableText"/>
-            </w:pPr>
-            <w:r>
-              <w:t xml:space="preserve">Listen and mime the action words. Listen and repeat the is / am / are + verb + ing sentences (Lesson 3).</w:t>
-            </w:r>
-          </w:p>
-        </w:tc>
-      </w:tr>
-      <w:tr>
-        <w:trPr>
-          <w:cantSplit/>
-        </w:trPr>
-        <w:tc>
-          <w:tcPr>
-            <w:tcW w:w="1826" w:type="dxa"/>
-          </w:tcPr>
-          <w:p>
-            <w:pPr>
-              <w:pStyle w:val="TableText"/>
-            </w:pPr>
-            <w:r>
+            <w:shd w:val="clear" w:color="auto" w:fill="EDF7F4"/>
+          </w:tcPr>
+          <w:p>
+            <w:pPr>
+              <w:pStyle w:val="TableText"/>
+            </w:pPr>
+            <w:r>
+              <w:t xml:space="preserve">Listen and repeat the weather words (Lesson 6), then sing the weather song. Practise telling the time (Lesson 7).</w:t>
+            </w:r>
+          </w:p>
+        </w:tc>
+      </w:tr>
+      <w:tr>
+        <w:trPr>
+          <w:cantSplit/>
+        </w:trPr>
+        <w:tc>
+          <w:tcPr>
+            <w:tcW w:w="1826" w:type="dxa"/>
+            <w:shd w:val="clear" w:color="auto" w:fill="FDF6E8"/>
+            <w:tcBorders>
+              <w:left w:val="single" w:sz="18" w:space="0" w:color="B07C12"/>
+            </w:tcBorders>
+          </w:tcPr>
+          <w:p>
+            <w:pPr>
+              <w:pStyle w:val="TableText"/>
+            </w:pPr>
+            <w:r>
+              <w:rPr>
+                <w:b/>
+                <w:color w:val="7D5205"/>
+              </w:rPr>
               <w:t xml:space="preserve">Production</w:t>
             </w:r>
           </w:p>
@@ -4249,6 +4650,7 @@
         <w:tc>
           <w:tcPr>
             <w:tcW w:w="974" w:type="dxa"/>
+            <w:shd w:val="clear" w:color="auto" w:fill="FDF6E8"/>
           </w:tcPr>
           <w:p>
             <w:pPr>
@@ -4262,30 +4664,39 @@
         <w:tc>
           <w:tcPr>
             <w:tcW w:w="7306" w:type="dxa"/>
-          </w:tcPr>
-          <w:p>
-            <w:pPr>
-              <w:pStyle w:val="TableText"/>
-            </w:pPr>
-            <w:r>
-              <w:t xml:space="preserve">Talk to five friends (Lesson 6): pupils ask What game do you like? and report: Amali likes netball.</w:t>
-            </w:r>
-          </w:p>
-        </w:tc>
-      </w:tr>
-      <w:tr>
-        <w:trPr>
-          <w:cantSplit/>
-        </w:trPr>
-        <w:tc>
-          <w:tcPr>
-            <w:tcW w:w="1826" w:type="dxa"/>
-          </w:tcPr>
-          <w:p>
-            <w:pPr>
-              <w:pStyle w:val="TableText"/>
-            </w:pPr>
-            <w:r>
+            <w:shd w:val="clear" w:color="auto" w:fill="FDF6E8"/>
+          </w:tcPr>
+          <w:p>
+            <w:pPr>
+              <w:pStyle w:val="TableText"/>
+            </w:pPr>
+            <w:r>
+              <w:t xml:space="preserve">Pairs ask and answer: What's the weather like today? What time do you get up?</w:t>
+            </w:r>
+          </w:p>
+        </w:tc>
+      </w:tr>
+      <w:tr>
+        <w:trPr>
+          <w:cantSplit/>
+        </w:trPr>
+        <w:tc>
+          <w:tcPr>
+            <w:tcW w:w="1826" w:type="dxa"/>
+            <w:shd w:val="clear" w:color="auto" w:fill="F7F9FB"/>
+            <w:tcBorders>
+              <w:left w:val="single" w:sz="18" w:space="0" w:color="8E98A4"/>
+            </w:tcBorders>
+          </w:tcPr>
+          <w:p>
+            <w:pPr>
+              <w:pStyle w:val="TableText"/>
+            </w:pPr>
+            <w:r>
+              <w:rPr>
+                <w:b/>
+                <w:color w:val="33404F"/>
+              </w:rPr>
               <w:t xml:space="preserve">Check and close</w:t>
             </w:r>
           </w:p>
@@ -4293,6 +4704,7 @@
         <w:tc>
           <w:tcPr>
             <w:tcW w:w="974" w:type="dxa"/>
+            <w:shd w:val="clear" w:color="auto" w:fill="F7F9FB"/>
           </w:tcPr>
           <w:p>
             <w:pPr>
@@ -4306,13 +4718,14 @@
         <w:tc>
           <w:tcPr>
             <w:tcW w:w="7306" w:type="dxa"/>
-          </w:tcPr>
-          <w:p>
-            <w:pPr>
-              <w:pStyle w:val="TableText"/>
-            </w:pPr>
-            <w:r>
-              <w:t xml:space="preserve">Count which game the class likes best. </w:t>
+            <w:shd w:val="clear" w:color="auto" w:fill="F7F9FB"/>
+          </w:tcPr>
+          <w:p>
+            <w:pPr>
+              <w:pStyle w:val="TableText"/>
+            </w:pPr>
+            <w:r>
+              <w:t xml:space="preserve">Set the clock and ask three pupils the time. </w:t>
             </w:r>
             <w:r>
               <w:rPr>
@@ -4321,7 +4734,7 @@
               <w:t xml:space="preserve">Homework:</w:t>
             </w:r>
             <w:r>
-              <w:t xml:space="preserve"> Write four sentences about the games you like.</w:t>
+              <w:t xml:space="preserve"> Draw clocks for four things you do every day.</w:t>
             </w:r>
           </w:p>
         </w:tc>
@@ -4334,7 +4747,7 @@
         <w:keepNext/>
       </w:pPr>
       <w:r>
-        <w:t xml:space="preserve">Plan 14: Unit 9, Good practices</w:t>
+        <w:t xml:space="preserve">Plan 13: Unit 8, Playing games</w:t>
       </w:r>
     </w:p>
     <w:p>
@@ -4348,7 +4761,7 @@
         <w:t xml:space="preserve">Book activity:</w:t>
       </w:r>
       <w:r>
-        <w:t xml:space="preserve"> Lessons 2, 3 and 4. </w:t>
+        <w:t xml:space="preserve"> Lessons 1, 3 and 6. </w:t>
       </w:r>
       <w:r>
         <w:rPr>
@@ -4357,7 +4770,7 @@
         <w:t xml:space="preserve">Focus:</w:t>
       </w:r>
       <w:r>
-        <w:t xml:space="preserve"> Polite words and good practices.</w:t>
+        <w:t xml:space="preserve"> Action words and saying what you like.</w:t>
       </w:r>
     </w:p>
     <w:p>
@@ -4371,7 +4784,7 @@
         <w:t xml:space="preserve">Learning outcome:</w:t>
       </w:r>
       <w:r>
-        <w:t xml:space="preserve"> by the end of the lesson, pupils will be able to use Excuse me, May I ...? and thank you, and say what good practices they follow.</w:t>
+        <w:t xml:space="preserve"> by the end of the lesson, pupils will be able to name action words, say what someone is doing now, and say which game they like.</w:t>
       </w:r>
     </w:p>
     <w:p>
@@ -4385,7 +4798,7 @@
         <w:t xml:space="preserve">Materials:</w:t>
       </w:r>
       <w:r>
-        <w:t xml:space="preserve"> The Unit 9 pictures, situation cards.</w:t>
+        <w:t xml:space="preserve"> Open space, action word cards.</w:t>
       </w:r>
     </w:p>
     <w:tbl>
@@ -4474,12 +4887,20 @@
         <w:tc>
           <w:tcPr>
             <w:tcW w:w="1826" w:type="dxa"/>
-          </w:tcPr>
-          <w:p>
-            <w:pPr>
-              <w:pStyle w:val="TableText"/>
-            </w:pPr>
-            <w:r>
+            <w:shd w:val="clear" w:color="auto" w:fill="EFF4FB"/>
+            <w:tcBorders>
+              <w:left w:val="single" w:sz="18" w:space="0" w:color="1E4276"/>
+            </w:tcBorders>
+          </w:tcPr>
+          <w:p>
+            <w:pPr>
+              <w:pStyle w:val="TableText"/>
+            </w:pPr>
+            <w:r>
+              <w:rPr>
+                <w:b/>
+                <w:color w:val="0F2647"/>
+              </w:rPr>
               <w:t xml:space="preserve">Presentation</w:t>
             </w:r>
           </w:p>
@@ -4487,6 +4908,7 @@
         <w:tc>
           <w:tcPr>
             <w:tcW w:w="974" w:type="dxa"/>
+            <w:shd w:val="clear" w:color="auto" w:fill="EFF4FB"/>
           </w:tcPr>
           <w:p>
             <w:pPr>
@@ -4500,30 +4922,39 @@
         <w:tc>
           <w:tcPr>
             <w:tcW w:w="7306" w:type="dxa"/>
-          </w:tcPr>
-          <w:p>
-            <w:pPr>
-              <w:pStyle w:val="TableText"/>
-            </w:pPr>
-            <w:r>
-              <w:t xml:space="preserve">Model politeness: Excuse me, may I come in? Thank you. Read two good practices from Lesson 3: Let's keep it clean.</w:t>
-            </w:r>
-          </w:p>
-        </w:tc>
-      </w:tr>
-      <w:tr>
-        <w:trPr>
-          <w:cantSplit/>
-        </w:trPr>
-        <w:tc>
-          <w:tcPr>
-            <w:tcW w:w="1826" w:type="dxa"/>
-          </w:tcPr>
-          <w:p>
-            <w:pPr>
-              <w:pStyle w:val="TableText"/>
-            </w:pPr>
-            <w:r>
+            <w:shd w:val="clear" w:color="auto" w:fill="EFF4FB"/>
+          </w:tcPr>
+          <w:p>
+            <w:pPr>
+              <w:pStyle w:val="TableText"/>
+            </w:pPr>
+            <w:r>
+              <w:t xml:space="preserve">Mime and say: walk, run, hop, skip (Lesson 1). Show the pattern: He is running. I like cricket.</w:t>
+            </w:r>
+          </w:p>
+        </w:tc>
+      </w:tr>
+      <w:tr>
+        <w:trPr>
+          <w:cantSplit/>
+        </w:trPr>
+        <w:tc>
+          <w:tcPr>
+            <w:tcW w:w="1826" w:type="dxa"/>
+            <w:shd w:val="clear" w:color="auto" w:fill="EDF7F4"/>
+            <w:tcBorders>
+              <w:left w:val="single" w:sz="18" w:space="0" w:color="0E7C66"/>
+            </w:tcBorders>
+          </w:tcPr>
+          <w:p>
+            <w:pPr>
+              <w:pStyle w:val="TableText"/>
+            </w:pPr>
+            <w:r>
+              <w:rPr>
+                <w:b/>
+                <w:color w:val="08503F"/>
+              </w:rPr>
               <w:t xml:space="preserve">Practice</w:t>
             </w:r>
           </w:p>
@@ -4531,6 +4962,7 @@
         <w:tc>
           <w:tcPr>
             <w:tcW w:w="974" w:type="dxa"/>
+            <w:shd w:val="clear" w:color="auto" w:fill="EDF7F4"/>
           </w:tcPr>
           <w:p>
             <w:pPr>
@@ -4544,30 +4976,39 @@
         <w:tc>
           <w:tcPr>
             <w:tcW w:w="7306" w:type="dxa"/>
-          </w:tcPr>
-          <w:p>
-            <w:pPr>
-              <w:pStyle w:val="TableText"/>
-            </w:pPr>
-            <w:r>
-              <w:t xml:space="preserve">Act out the Lesson 2 dialogue in pairs. Read and match the good practices with the pictures (Lesson 3).</w:t>
-            </w:r>
-          </w:p>
-        </w:tc>
-      </w:tr>
-      <w:tr>
-        <w:trPr>
-          <w:cantSplit/>
-        </w:trPr>
-        <w:tc>
-          <w:tcPr>
-            <w:tcW w:w="1826" w:type="dxa"/>
-          </w:tcPr>
-          <w:p>
-            <w:pPr>
-              <w:pStyle w:val="TableText"/>
-            </w:pPr>
-            <w:r>
+            <w:shd w:val="clear" w:color="auto" w:fill="EDF7F4"/>
+          </w:tcPr>
+          <w:p>
+            <w:pPr>
+              <w:pStyle w:val="TableText"/>
+            </w:pPr>
+            <w:r>
+              <w:t xml:space="preserve">Listen and mime the action words. Listen and repeat the is / am / are + verb + ing sentences (Lesson 3).</w:t>
+            </w:r>
+          </w:p>
+        </w:tc>
+      </w:tr>
+      <w:tr>
+        <w:trPr>
+          <w:cantSplit/>
+        </w:trPr>
+        <w:tc>
+          <w:tcPr>
+            <w:tcW w:w="1826" w:type="dxa"/>
+            <w:shd w:val="clear" w:color="auto" w:fill="FDF6E8"/>
+            <w:tcBorders>
+              <w:left w:val="single" w:sz="18" w:space="0" w:color="B07C12"/>
+            </w:tcBorders>
+          </w:tcPr>
+          <w:p>
+            <w:pPr>
+              <w:pStyle w:val="TableText"/>
+            </w:pPr>
+            <w:r>
+              <w:rPr>
+                <w:b/>
+                <w:color w:val="7D5205"/>
+              </w:rPr>
               <w:t xml:space="preserve">Production</w:t>
             </w:r>
           </w:p>
@@ -4575,6 +5016,7 @@
         <w:tc>
           <w:tcPr>
             <w:tcW w:w="974" w:type="dxa"/>
+            <w:shd w:val="clear" w:color="auto" w:fill="FDF6E8"/>
           </w:tcPr>
           <w:p>
             <w:pPr>
@@ -4588,30 +5030,39 @@
         <w:tc>
           <w:tcPr>
             <w:tcW w:w="7306" w:type="dxa"/>
-          </w:tcPr>
-          <w:p>
-            <w:pPr>
-              <w:pStyle w:val="TableText"/>
-            </w:pPr>
-            <w:r>
-              <w:t xml:space="preserve">Groups take a situation card (in the bus, in the library, at the canteen) and act out the polite way to behave.</w:t>
-            </w:r>
-          </w:p>
-        </w:tc>
-      </w:tr>
-      <w:tr>
-        <w:trPr>
-          <w:cantSplit/>
-        </w:trPr>
-        <w:tc>
-          <w:tcPr>
-            <w:tcW w:w="1826" w:type="dxa"/>
-          </w:tcPr>
-          <w:p>
-            <w:pPr>
-              <w:pStyle w:val="TableText"/>
-            </w:pPr>
-            <w:r>
+            <w:shd w:val="clear" w:color="auto" w:fill="FDF6E8"/>
+          </w:tcPr>
+          <w:p>
+            <w:pPr>
+              <w:pStyle w:val="TableText"/>
+            </w:pPr>
+            <w:r>
+              <w:t xml:space="preserve">Talk to five friends (Lesson 6): pupils ask What game do you like? and report: Amali likes netball.</w:t>
+            </w:r>
+          </w:p>
+        </w:tc>
+      </w:tr>
+      <w:tr>
+        <w:trPr>
+          <w:cantSplit/>
+        </w:trPr>
+        <w:tc>
+          <w:tcPr>
+            <w:tcW w:w="1826" w:type="dxa"/>
+            <w:shd w:val="clear" w:color="auto" w:fill="F7F9FB"/>
+            <w:tcBorders>
+              <w:left w:val="single" w:sz="18" w:space="0" w:color="8E98A4"/>
+            </w:tcBorders>
+          </w:tcPr>
+          <w:p>
+            <w:pPr>
+              <w:pStyle w:val="TableText"/>
+            </w:pPr>
+            <w:r>
+              <w:rPr>
+                <w:b/>
+                <w:color w:val="33404F"/>
+              </w:rPr>
               <w:t xml:space="preserve">Check and close</w:t>
             </w:r>
           </w:p>
@@ -4619,6 +5070,7 @@
         <w:tc>
           <w:tcPr>
             <w:tcW w:w="974" w:type="dxa"/>
+            <w:shd w:val="clear" w:color="auto" w:fill="F7F9FB"/>
           </w:tcPr>
           <w:p>
             <w:pPr>
@@ -4632,13 +5084,14 @@
         <w:tc>
           <w:tcPr>
             <w:tcW w:w="7306" w:type="dxa"/>
-          </w:tcPr>
-          <w:p>
-            <w:pPr>
-              <w:pStyle w:val="TableText"/>
-            </w:pPr>
-            <w:r>
-              <w:t xml:space="preserve">The class names the polite words they heard. </w:t>
+            <w:shd w:val="clear" w:color="auto" w:fill="F7F9FB"/>
+          </w:tcPr>
+          <w:p>
+            <w:pPr>
+              <w:pStyle w:val="TableText"/>
+            </w:pPr>
+            <w:r>
+              <w:t xml:space="preserve">Count which game the class likes best. </w:t>
             </w:r>
             <w:r>
               <w:rPr>
@@ -4647,7 +5100,7 @@
               <w:t xml:space="preserve">Homework:</w:t>
             </w:r>
             <w:r>
-              <w:t xml:space="preserve"> Write four good practices for your class.</w:t>
+              <w:t xml:space="preserve"> Write four sentences about the games you like.</w:t>
             </w:r>
           </w:p>
         </w:tc>
@@ -4660,7 +5113,7 @@
         <w:keepNext/>
       </w:pPr>
       <w:r>
-        <w:t xml:space="preserve">Plan 15: Unit 10, Happy days</w:t>
+        <w:t xml:space="preserve">Plan 14: Unit 9, Good practices</w:t>
       </w:r>
     </w:p>
     <w:p>
@@ -4674,7 +5127,7 @@
         <w:t xml:space="preserve">Book activity:</w:t>
       </w:r>
       <w:r>
-        <w:t xml:space="preserve"> Lessons 1 and 4. </w:t>
+        <w:t xml:space="preserve"> Lessons 2, 3 and 4. </w:t>
       </w:r>
       <w:r>
         <w:rPr>
@@ -4683,7 +5136,7 @@
         <w:t xml:space="preserve">Focus:</w:t>
       </w:r>
       <w:r>
-        <w:t xml:space="preserve"> Feelings and acting out a story.</w:t>
+        <w:t xml:space="preserve"> Polite words and good practices.</w:t>
       </w:r>
     </w:p>
     <w:p>
@@ -4697,7 +5150,7 @@
         <w:t xml:space="preserve">Learning outcome:</w:t>
       </w:r>
       <w:r>
-        <w:t xml:space="preserve"> by the end of the lesson, pupils will be able to say how they feel and act out a short dialogue with expression.</w:t>
+        <w:t xml:space="preserve"> by the end of the lesson, pupils will be able to use Excuse me, May I ...? and thank you, and say what good practices they follow.</w:t>
       </w:r>
     </w:p>
     <w:p>
@@ -4711,7 +5164,7 @@
         <w:t xml:space="preserve">Materials:</w:t>
       </w:r>
       <w:r>
-        <w:t xml:space="preserve"> Feeling cards: hungry, thirsty, tired, happy, sad.</w:t>
+        <w:t xml:space="preserve"> The Unit 9 pictures, situation cards.</w:t>
       </w:r>
     </w:p>
     <w:tbl>
@@ -4800,12 +5253,20 @@
         <w:tc>
           <w:tcPr>
             <w:tcW w:w="1826" w:type="dxa"/>
-          </w:tcPr>
-          <w:p>
-            <w:pPr>
-              <w:pStyle w:val="TableText"/>
-            </w:pPr>
-            <w:r>
+            <w:shd w:val="clear" w:color="auto" w:fill="EFF4FB"/>
+            <w:tcBorders>
+              <w:left w:val="single" w:sz="18" w:space="0" w:color="1E4276"/>
+            </w:tcBorders>
+          </w:tcPr>
+          <w:p>
+            <w:pPr>
+              <w:pStyle w:val="TableText"/>
+            </w:pPr>
+            <w:r>
+              <w:rPr>
+                <w:b/>
+                <w:color w:val="0F2647"/>
+              </w:rPr>
               <w:t xml:space="preserve">Presentation</w:t>
             </w:r>
           </w:p>
@@ -4813,6 +5274,7 @@
         <w:tc>
           <w:tcPr>
             <w:tcW w:w="974" w:type="dxa"/>
+            <w:shd w:val="clear" w:color="auto" w:fill="EFF4FB"/>
           </w:tcPr>
           <w:p>
             <w:pPr>
@@ -4826,6 +5288,373 @@
         <w:tc>
           <w:tcPr>
             <w:tcW w:w="7306" w:type="dxa"/>
+            <w:shd w:val="clear" w:color="auto" w:fill="EFF4FB"/>
+          </w:tcPr>
+          <w:p>
+            <w:pPr>
+              <w:pStyle w:val="TableText"/>
+            </w:pPr>
+            <w:r>
+              <w:t xml:space="preserve">Model politeness: Excuse me, may I come in? Thank you. Read two good practices from Lesson 3: Let's keep it clean.</w:t>
+            </w:r>
+          </w:p>
+        </w:tc>
+      </w:tr>
+      <w:tr>
+        <w:trPr>
+          <w:cantSplit/>
+        </w:trPr>
+        <w:tc>
+          <w:tcPr>
+            <w:tcW w:w="1826" w:type="dxa"/>
+            <w:shd w:val="clear" w:color="auto" w:fill="EDF7F4"/>
+            <w:tcBorders>
+              <w:left w:val="single" w:sz="18" w:space="0" w:color="0E7C66"/>
+            </w:tcBorders>
+          </w:tcPr>
+          <w:p>
+            <w:pPr>
+              <w:pStyle w:val="TableText"/>
+            </w:pPr>
+            <w:r>
+              <w:rPr>
+                <w:b/>
+                <w:color w:val="08503F"/>
+              </w:rPr>
+              <w:t xml:space="preserve">Practice</w:t>
+            </w:r>
+          </w:p>
+        </w:tc>
+        <w:tc>
+          <w:tcPr>
+            <w:tcW w:w="974" w:type="dxa"/>
+            <w:shd w:val="clear" w:color="auto" w:fill="EDF7F4"/>
+          </w:tcPr>
+          <w:p>
+            <w:pPr>
+              <w:pStyle w:val="TableText"/>
+            </w:pPr>
+            <w:r>
+              <w:t xml:space="preserve">12 min</w:t>
+            </w:r>
+          </w:p>
+        </w:tc>
+        <w:tc>
+          <w:tcPr>
+            <w:tcW w:w="7306" w:type="dxa"/>
+            <w:shd w:val="clear" w:color="auto" w:fill="EDF7F4"/>
+          </w:tcPr>
+          <w:p>
+            <w:pPr>
+              <w:pStyle w:val="TableText"/>
+            </w:pPr>
+            <w:r>
+              <w:t xml:space="preserve">Act out the Lesson 2 dialogue in pairs. Read and match the good practices with the pictures (Lesson 3).</w:t>
+            </w:r>
+          </w:p>
+        </w:tc>
+      </w:tr>
+      <w:tr>
+        <w:trPr>
+          <w:cantSplit/>
+        </w:trPr>
+        <w:tc>
+          <w:tcPr>
+            <w:tcW w:w="1826" w:type="dxa"/>
+            <w:shd w:val="clear" w:color="auto" w:fill="FDF6E8"/>
+            <w:tcBorders>
+              <w:left w:val="single" w:sz="18" w:space="0" w:color="B07C12"/>
+            </w:tcBorders>
+          </w:tcPr>
+          <w:p>
+            <w:pPr>
+              <w:pStyle w:val="TableText"/>
+            </w:pPr>
+            <w:r>
+              <w:rPr>
+                <w:b/>
+                <w:color w:val="7D5205"/>
+              </w:rPr>
+              <w:t xml:space="preserve">Production</w:t>
+            </w:r>
+          </w:p>
+        </w:tc>
+        <w:tc>
+          <w:tcPr>
+            <w:tcW w:w="974" w:type="dxa"/>
+            <w:shd w:val="clear" w:color="auto" w:fill="FDF6E8"/>
+          </w:tcPr>
+          <w:p>
+            <w:pPr>
+              <w:pStyle w:val="TableText"/>
+            </w:pPr>
+            <w:r>
+              <w:t xml:space="preserve">13 min</w:t>
+            </w:r>
+          </w:p>
+        </w:tc>
+        <w:tc>
+          <w:tcPr>
+            <w:tcW w:w="7306" w:type="dxa"/>
+            <w:shd w:val="clear" w:color="auto" w:fill="FDF6E8"/>
+          </w:tcPr>
+          <w:p>
+            <w:pPr>
+              <w:pStyle w:val="TableText"/>
+            </w:pPr>
+            <w:r>
+              <w:t xml:space="preserve">Groups take a situation card (in the bus, in the library, at the canteen) and act out the polite way to behave.</w:t>
+            </w:r>
+          </w:p>
+        </w:tc>
+      </w:tr>
+      <w:tr>
+        <w:trPr>
+          <w:cantSplit/>
+        </w:trPr>
+        <w:tc>
+          <w:tcPr>
+            <w:tcW w:w="1826" w:type="dxa"/>
+            <w:shd w:val="clear" w:color="auto" w:fill="F7F9FB"/>
+            <w:tcBorders>
+              <w:left w:val="single" w:sz="18" w:space="0" w:color="8E98A4"/>
+            </w:tcBorders>
+          </w:tcPr>
+          <w:p>
+            <w:pPr>
+              <w:pStyle w:val="TableText"/>
+            </w:pPr>
+            <w:r>
+              <w:rPr>
+                <w:b/>
+                <w:color w:val="33404F"/>
+              </w:rPr>
+              <w:t xml:space="preserve">Check and close</w:t>
+            </w:r>
+          </w:p>
+        </w:tc>
+        <w:tc>
+          <w:tcPr>
+            <w:tcW w:w="974" w:type="dxa"/>
+            <w:shd w:val="clear" w:color="auto" w:fill="F7F9FB"/>
+          </w:tcPr>
+          <w:p>
+            <w:pPr>
+              <w:pStyle w:val="TableText"/>
+            </w:pPr>
+            <w:r>
+              <w:t xml:space="preserve">5 min</w:t>
+            </w:r>
+          </w:p>
+        </w:tc>
+        <w:tc>
+          <w:tcPr>
+            <w:tcW w:w="7306" w:type="dxa"/>
+            <w:shd w:val="clear" w:color="auto" w:fill="F7F9FB"/>
+          </w:tcPr>
+          <w:p>
+            <w:pPr>
+              <w:pStyle w:val="TableText"/>
+            </w:pPr>
+            <w:r>
+              <w:t xml:space="preserve">The class names the polite words they heard. </w:t>
+            </w:r>
+            <w:r>
+              <w:rPr>
+                <w:b/>
+              </w:rPr>
+              <w:t xml:space="preserve">Homework:</w:t>
+            </w:r>
+            <w:r>
+              <w:t xml:space="preserve"> Write four good practices for your class.</w:t>
+            </w:r>
+          </w:p>
+        </w:tc>
+      </w:tr>
+    </w:tbl>
+    <w:p/>
+    <w:p>
+      <w:pPr>
+        <w:pStyle w:val="Heading1"/>
+        <w:keepNext/>
+      </w:pPr>
+      <w:r>
+        <w:t xml:space="preserve">Plan 15: Unit 10, Happy days</w:t>
+      </w:r>
+    </w:p>
+    <w:p>
+      <w:pPr>
+        <w:keepNext/>
+      </w:pPr>
+      <w:r>
+        <w:rPr>
+          <w:b/>
+        </w:rPr>
+        <w:t xml:space="preserve">Book activity:</w:t>
+      </w:r>
+      <w:r>
+        <w:t xml:space="preserve"> Lessons 1 and 4. </w:t>
+      </w:r>
+      <w:r>
+        <w:rPr>
+          <w:b/>
+        </w:rPr>
+        <w:t xml:space="preserve">Focus:</w:t>
+      </w:r>
+      <w:r>
+        <w:t xml:space="preserve"> Feelings and acting out a story.</w:t>
+      </w:r>
+    </w:p>
+    <w:p>
+      <w:pPr>
+        <w:keepNext/>
+      </w:pPr>
+      <w:r>
+        <w:rPr>
+          <w:b/>
+        </w:rPr>
+        <w:t xml:space="preserve">Learning outcome:</w:t>
+      </w:r>
+      <w:r>
+        <w:t xml:space="preserve"> by the end of the lesson, pupils will be able to say how they feel and act out a short dialogue with expression.</w:t>
+      </w:r>
+    </w:p>
+    <w:p>
+      <w:pPr>
+        <w:keepNext/>
+      </w:pPr>
+      <w:r>
+        <w:rPr>
+          <w:b/>
+        </w:rPr>
+        <w:t xml:space="preserve">Materials:</w:t>
+      </w:r>
+      <w:r>
+        <w:t xml:space="preserve"> Feeling cards: hungry, thirsty, tired, happy, sad.</w:t>
+      </w:r>
+    </w:p>
+    <w:tbl>
+      <w:tblPr>
+        <w:tblW w:w="10106" w:type="dxa"/>
+        <w:tblBorders>
+          <w:top w:val="single" w:sz="4" w:space="0" w:color="8FA3BF"/>
+          <w:left w:val="single" w:sz="4" w:space="0" w:color="8FA3BF"/>
+          <w:bottom w:val="single" w:sz="4" w:space="0" w:color="8FA3BF"/>
+          <w:right w:val="single" w:sz="4" w:space="0" w:color="8FA3BF"/>
+          <w:insideH w:val="single" w:sz="4" w:space="0" w:color="8FA3BF"/>
+          <w:insideV w:val="single" w:sz="4" w:space="0" w:color="8FA3BF"/>
+        </w:tblBorders>
+        <w:tblLayout w:type="fixed"/>
+        <w:tblCellMar>
+          <w:left w:w="80" w:type="dxa"/>
+          <w:right w:w="80" w:type="dxa"/>
+        </w:tblCellMar>
+      </w:tblPr>
+      <w:tblGrid>
+        <w:gridCol w:w="1826"/>
+        <w:gridCol w:w="974"/>
+        <w:gridCol w:w="7306"/>
+      </w:tblGrid>
+      <w:tr>
+        <w:trPr>
+          <w:tblHeader/>
+          <w:cantSplit/>
+        </w:trPr>
+        <w:tc>
+          <w:tcPr>
+            <w:tcW w:w="1826" w:type="dxa"/>
+            <w:shd w:val="clear" w:color="auto" w:fill="DCE6F2"/>
+          </w:tcPr>
+          <w:p>
+            <w:pPr>
+              <w:pStyle w:val="TableText"/>
+            </w:pPr>
+            <w:r>
+              <w:rPr>
+                <w:b/>
+              </w:rPr>
+              <w:t xml:space="preserve">Stage</w:t>
+            </w:r>
+          </w:p>
+        </w:tc>
+        <w:tc>
+          <w:tcPr>
+            <w:tcW w:w="974" w:type="dxa"/>
+            <w:shd w:val="clear" w:color="auto" w:fill="DCE6F2"/>
+          </w:tcPr>
+          <w:p>
+            <w:pPr>
+              <w:pStyle w:val="TableText"/>
+            </w:pPr>
+            <w:r>
+              <w:rPr>
+                <w:b/>
+              </w:rPr>
+              <w:t xml:space="preserve">Time</w:t>
+            </w:r>
+          </w:p>
+        </w:tc>
+        <w:tc>
+          <w:tcPr>
+            <w:tcW w:w="7306" w:type="dxa"/>
+            <w:shd w:val="clear" w:color="auto" w:fill="DCE6F2"/>
+          </w:tcPr>
+          <w:p>
+            <w:pPr>
+              <w:pStyle w:val="TableText"/>
+            </w:pPr>
+            <w:r>
+              <w:rPr>
+                <w:b/>
+              </w:rPr>
+              <w:t xml:space="preserve">What happens</w:t>
+            </w:r>
+          </w:p>
+        </w:tc>
+      </w:tr>
+      <w:tr>
+        <w:trPr>
+          <w:cantSplit/>
+        </w:trPr>
+        <w:tc>
+          <w:tcPr>
+            <w:tcW w:w="1826" w:type="dxa"/>
+            <w:shd w:val="clear" w:color="auto" w:fill="EFF4FB"/>
+            <w:tcBorders>
+              <w:left w:val="single" w:sz="18" w:space="0" w:color="1E4276"/>
+            </w:tcBorders>
+          </w:tcPr>
+          <w:p>
+            <w:pPr>
+              <w:pStyle w:val="TableText"/>
+            </w:pPr>
+            <w:r>
+              <w:rPr>
+                <w:b/>
+                <w:color w:val="0F2647"/>
+              </w:rPr>
+              <w:t xml:space="preserve">Presentation</w:t>
+            </w:r>
+          </w:p>
+        </w:tc>
+        <w:tc>
+          <w:tcPr>
+            <w:tcW w:w="974" w:type="dxa"/>
+            <w:shd w:val="clear" w:color="auto" w:fill="EFF4FB"/>
+          </w:tcPr>
+          <w:p>
+            <w:pPr>
+              <w:pStyle w:val="TableText"/>
+            </w:pPr>
+            <w:r>
+              <w:t xml:space="preserve">10 min</w:t>
+            </w:r>
+          </w:p>
+        </w:tc>
+        <w:tc>
+          <w:tcPr>
+            <w:tcW w:w="7306" w:type="dxa"/>
+            <w:shd w:val="clear" w:color="auto" w:fill="EFF4FB"/>
           </w:tcPr>
           <w:p>
             <w:pPr>
@@ -4844,12 +5673,20 @@
         <w:tc>
           <w:tcPr>
             <w:tcW w:w="1826" w:type="dxa"/>
-          </w:tcPr>
-          <w:p>
-            <w:pPr>
-              <w:pStyle w:val="TableText"/>
-            </w:pPr>
-            <w:r>
+            <w:shd w:val="clear" w:color="auto" w:fill="EDF7F4"/>
+            <w:tcBorders>
+              <w:left w:val="single" w:sz="18" w:space="0" w:color="0E7C66"/>
+            </w:tcBorders>
+          </w:tcPr>
+          <w:p>
+            <w:pPr>
+              <w:pStyle w:val="TableText"/>
+            </w:pPr>
+            <w:r>
+              <w:rPr>
+                <w:b/>
+                <w:color w:val="08503F"/>
+              </w:rPr>
               <w:t xml:space="preserve">Practice</w:t>
             </w:r>
           </w:p>
@@ -4857,6 +5694,7 @@
         <w:tc>
           <w:tcPr>
             <w:tcW w:w="974" w:type="dxa"/>
+            <w:shd w:val="clear" w:color="auto" w:fill="EDF7F4"/>
           </w:tcPr>
           <w:p>
             <w:pPr>
@@ -4870,6 +5708,7 @@
         <w:tc>
           <w:tcPr>
             <w:tcW w:w="7306" w:type="dxa"/>
+            <w:shd w:val="clear" w:color="auto" w:fill="EDF7F4"/>
           </w:tcPr>
           <w:p>
             <w:pPr>
@@ -4888,12 +5727,20 @@
         <w:tc>
           <w:tcPr>
             <w:tcW w:w="1826" w:type="dxa"/>
-          </w:tcPr>
-          <w:p>
-            <w:pPr>
-              <w:pStyle w:val="TableText"/>
-            </w:pPr>
-            <w:r>
+            <w:shd w:val="clear" w:color="auto" w:fill="FDF6E8"/>
+            <w:tcBorders>
+              <w:left w:val="single" w:sz="18" w:space="0" w:color="B07C12"/>
+            </w:tcBorders>
+          </w:tcPr>
+          <w:p>
+            <w:pPr>
+              <w:pStyle w:val="TableText"/>
+            </w:pPr>
+            <w:r>
+              <w:rPr>
+                <w:b/>
+                <w:color w:val="7D5205"/>
+              </w:rPr>
               <w:t xml:space="preserve">Production</w:t>
             </w:r>
           </w:p>
@@ -4901,6 +5748,7 @@
         <w:tc>
           <w:tcPr>
             <w:tcW w:w="974" w:type="dxa"/>
+            <w:shd w:val="clear" w:color="auto" w:fill="FDF6E8"/>
           </w:tcPr>
           <w:p>
             <w:pPr>
@@ -4914,6 +5762,7 @@
         <w:tc>
           <w:tcPr>
             <w:tcW w:w="7306" w:type="dxa"/>
+            <w:shd w:val="clear" w:color="auto" w:fill="FDF6E8"/>
           </w:tcPr>
           <w:p>
             <w:pPr>
@@ -4932,12 +5781,20 @@
         <w:tc>
           <w:tcPr>
             <w:tcW w:w="1826" w:type="dxa"/>
-          </w:tcPr>
-          <w:p>
-            <w:pPr>
-              <w:pStyle w:val="TableText"/>
-            </w:pPr>
-            <w:r>
+            <w:shd w:val="clear" w:color="auto" w:fill="F7F9FB"/>
+            <w:tcBorders>
+              <w:left w:val="single" w:sz="18" w:space="0" w:color="8E98A4"/>
+            </w:tcBorders>
+          </w:tcPr>
+          <w:p>
+            <w:pPr>
+              <w:pStyle w:val="TableText"/>
+            </w:pPr>
+            <w:r>
+              <w:rPr>
+                <w:b/>
+                <w:color w:val="33404F"/>
+              </w:rPr>
               <w:t xml:space="preserve">Check and close</w:t>
             </w:r>
           </w:p>
@@ -4945,6 +5802,7 @@
         <w:tc>
           <w:tcPr>
             <w:tcW w:w="974" w:type="dxa"/>
+            <w:shd w:val="clear" w:color="auto" w:fill="F7F9FB"/>
           </w:tcPr>
           <w:p>
             <w:pPr>
@@ -4958,6 +5816,7 @@
         <w:tc>
           <w:tcPr>
             <w:tcW w:w="7306" w:type="dxa"/>
+            <w:shd w:val="clear" w:color="auto" w:fill="F7F9FB"/>
           </w:tcPr>
           <w:p>
             <w:pPr>
